--- a/论文背诵版(新开头).docx
+++ b/论文背诵版(新开头).docx
@@ -472,7 +472,7 @@
           <w:szCs w:val="24"/>
           <w14:ligatures w14:val="none"/>
         </w:rPr>
-        <w:t>难题。我在项目中担任系统分析师兼质量负责人，负责需求分析、系统架构设计和测试方案制定实施等工作。本文结合笔者实际工作经验，讨论软件系统测试方法的选择与具体应用：阐述了静态测试与动态测试的互补方法，以及针对不同复杂度模块所采用的黑白盒测试与覆盖标准；介绍了手工测试与自动化测试的分层融合及回归测试在核心模块中的成功应用（并探索了大语言模型辅助生成测试用例）；论述了压力测试、并发测试以及微服务架构下的协同容错测试方法。实践证明，通过以上测试技术的综合应用，有效提高了软件质量、稳定性和可复用性，系统于</w:t>
+        <w:t>难题。我在项目中担任系统分析师兼质量负责人，负责需求分析、系统设计和测试方案制定实施等工作。本文结合笔者实际工作经验，讨论软件系统测试方法的选择与具体应用：阐述了静态测试与动态测试的互补方法，以及针对不同复杂度模块所采用的黑白盒测试与覆盖标准；介绍了手工测试与自动化测试的分层融合及回归测试在核心模块中的成功应用（并探索了大语言模型辅助生成测试用例）；论述了压力测试、并发测试以及微服务架构下的协同容错测试方法。实践证明，通过以上测试技术的综合应用，有效提高了软件质量、稳定性和可复用性，系统于</w:t>
       </w:r>
       <w:r>
         <w:rPr>
@@ -523,6 +523,30 @@
           <w14:ligatures w14:val="none"/>
         </w:rPr>
         <w:t xml:space="preserve"> </w:t>
+      </w:r>
+    </w:p>
+    <w:p>
+      <w:pPr>
+        <w:widowControl/>
+        <w:spacing w:after="100" w:afterAutospacing="1"/>
+        <w:jc w:val="left"/>
+        <w:rPr>
+          <w:rFonts w:ascii="Arial" w:eastAsia="宋体" w:hAnsi="Arial" w:cs="Arial" w:hint="eastAsia"/>
+          <w:kern w:val="0"/>
+          <w:sz w:val="24"/>
+          <w:szCs w:val="24"/>
+          <w14:ligatures w14:val="none"/>
+        </w:rPr>
+      </w:pPr>
+      <w:r>
+        <w:rPr>
+          <w:rFonts w:ascii="Arial" w:eastAsia="宋体" w:hAnsi="Arial" w:cs="Arial" w:hint="eastAsia"/>
+          <w:kern w:val="0"/>
+          <w:sz w:val="24"/>
+          <w:szCs w:val="24"/>
+          <w14:ligatures w14:val="none"/>
+        </w:rPr>
+        <w:t>虽然摘要大部分是靠背的，但是中间关于整篇文章的叙述顺序，这部分要详细、有层次地说明。需要说清楚具体干啥了。举个例子，本文首先讨论了选用面向对象方法与工具的主要理由和策略。题目让我干啥，我要说理由和策略。进一步通过举例，说明了某某方法的工具使用效果，也讨论了多种工具与方法在什么什么过程中的必要性。</w:t>
       </w:r>
     </w:p>
     <w:p>
@@ -580,6 +604,7 @@
           <w:szCs w:val="24"/>
           <w14:ligatures w14:val="none"/>
         </w:rPr>
+        <w:lastRenderedPageBreak/>
         <w:t>【</w:t>
       </w:r>
       <w:r>
@@ -846,18 +871,7 @@
           <w:szCs w:val="24"/>
           <w14:ligatures w14:val="none"/>
         </w:rPr>
-        <w:t>问题</w:t>
-      </w:r>
-      <w:r>
-        <w:rPr>
-          <w:rFonts w:ascii="Arial" w:eastAsia="宋体" w:hAnsi="Arial" w:cs="Arial"/>
-          <w:kern w:val="0"/>
-          <w:sz w:val="24"/>
-          <w:szCs w:val="24"/>
-          <w14:ligatures w14:val="none"/>
-        </w:rPr>
-        <w:lastRenderedPageBreak/>
-        <w:t>导向、需求导向、目标导向</w:t>
+        <w:t>问题导向、需求导向、目标导向</w:t>
       </w:r>
       <w:r>
         <w:rPr>
@@ -1424,7 +1438,7 @@
           <w:szCs w:val="24"/>
           <w14:ligatures w14:val="none"/>
         </w:rPr>
-        <w:t>负责需求分析、系统架构设计和测试方案制定实施等工作。</w:t>
+        <w:t>负责需求分析、系统设计和测试方案制定实施等工作。</w:t>
       </w:r>
       <w:r>
         <w:rPr>
@@ -1706,6 +1720,7 @@
         </w:rPr>
         <w:t>加</w:t>
       </w:r>
+      <w:proofErr w:type="spellStart"/>
       <w:r>
         <w:rPr>
           <w:rFonts w:ascii="Arial" w:eastAsia="宋体" w:hAnsi="Arial" w:cs="Arial"/>
@@ -1716,6 +1731,7 @@
         </w:rPr>
         <w:t>PostGIS</w:t>
       </w:r>
+      <w:proofErr w:type="spellEnd"/>
       <w:r>
         <w:rPr>
           <w:rFonts w:ascii="Arial" w:eastAsia="宋体" w:hAnsi="Arial" w:cs="Arial"/>
@@ -2277,6 +2293,7 @@
           <w:szCs w:val="24"/>
           <w14:ligatures w14:val="none"/>
         </w:rPr>
+        <w:lastRenderedPageBreak/>
         <w:t>(</w:t>
       </w:r>
       <w:r>
@@ -2604,7 +2621,6 @@
           <w:szCs w:val="24"/>
           <w14:ligatures w14:val="none"/>
         </w:rPr>
-        <w:lastRenderedPageBreak/>
         <w:t>第一</w:t>
       </w:r>
       <w:r>
@@ -2791,6 +2807,7 @@
         </w:rPr>
         <w:t>模块，我们主要使用程序员桌前检查配合自动化扫描工具，把</w:t>
       </w:r>
+      <w:proofErr w:type="spellStart"/>
       <w:r>
         <w:rPr>
           <w:rFonts w:ascii="Arial" w:eastAsia="宋体" w:hAnsi="Arial" w:cs="Arial"/>
@@ -2801,6 +2818,7 @@
         </w:rPr>
         <w:t>ESLint</w:t>
       </w:r>
+      <w:proofErr w:type="spellEnd"/>
       <w:r>
         <w:rPr>
           <w:rFonts w:ascii="Arial" w:eastAsia="宋体" w:hAnsi="Arial" w:cs="Arial"/>
@@ -3520,6 +3538,7 @@
           <w:szCs w:val="24"/>
           <w14:ligatures w14:val="none"/>
         </w:rPr>
+        <w:lastRenderedPageBreak/>
         <w:t>在白盒单元测试上，我们采取了差异化覆盖策略：对于逻辑简单的</w:t>
       </w:r>
       <w:r>
@@ -3720,18 +3739,7 @@
           <w:szCs w:val="24"/>
           <w14:ligatures w14:val="none"/>
         </w:rPr>
-        <w:t>（要求核</w:t>
-      </w:r>
-      <w:r>
-        <w:rPr>
-          <w:rFonts w:ascii="Arial" w:eastAsia="宋体" w:hAnsi="Arial" w:cs="Arial"/>
-          <w:kern w:val="0"/>
-          <w:sz w:val="24"/>
-          <w:szCs w:val="24"/>
-          <w14:ligatures w14:val="none"/>
-        </w:rPr>
-        <w:lastRenderedPageBreak/>
-        <w:t>心分支覆盖率不低于</w:t>
+        <w:t>（要求核心分支覆盖率不低于</w:t>
       </w:r>
       <w:r>
         <w:rPr>
@@ -4592,7 +4600,18 @@
           <w:szCs w:val="24"/>
           <w14:ligatures w14:val="none"/>
         </w:rPr>
-        <w:t>流水线，代码提交后自动执行静态扫描、单测、接口测试与夜间全量回归，将回归时间由</w:t>
+        <w:t>流水线，代码提交后自动执行静态扫描、单测、接口测试与夜</w:t>
+      </w:r>
+      <w:r>
+        <w:rPr>
+          <w:rFonts w:ascii="Arial" w:eastAsia="宋体" w:hAnsi="Arial" w:cs="Arial"/>
+          <w:kern w:val="0"/>
+          <w:sz w:val="24"/>
+          <w:szCs w:val="24"/>
+          <w14:ligatures w14:val="none"/>
+        </w:rPr>
+        <w:lastRenderedPageBreak/>
+        <w:t>间全量回归，将回归时间由</w:t>
       </w:r>
       <w:r>
         <w:rPr>
@@ -4799,7 +4818,6 @@
           <w:szCs w:val="24"/>
           <w14:ligatures w14:val="none"/>
         </w:rPr>
-        <w:lastRenderedPageBreak/>
         <w:t>此外，大语言模型辅助测试的应用。大语言模型能够根据文档或代码快速生成测试用例和测试数据，具有效率高、覆盖面广、能补充人工想不到的异常场景、降低新人上手门槛的优势；但它也存在容易产生</w:t>
       </w:r>
       <w:r>
@@ -5507,7 +5525,18 @@
           <w:szCs w:val="24"/>
           <w14:ligatures w14:val="none"/>
         </w:rPr>
-        <w:t>的做法：先让开发人员对图形做保持拓扑的简化与切分，改用矢量瓦片渲染，把耗时从</w:t>
+        <w:t>的做法：先让开发人员对图形做保持拓扑的简化与切分，改用矢量</w:t>
+      </w:r>
+      <w:r>
+        <w:rPr>
+          <w:rFonts w:ascii="Arial" w:eastAsia="宋体" w:hAnsi="Arial" w:cs="Arial"/>
+          <w:kern w:val="0"/>
+          <w:sz w:val="24"/>
+          <w:szCs w:val="24"/>
+          <w14:ligatures w14:val="none"/>
+        </w:rPr>
+        <w:lastRenderedPageBreak/>
+        <w:t>瓦片渲染，把耗时从</w:t>
       </w:r>
       <w:r>
         <w:rPr>
@@ -5722,7 +5751,6 @@
           <w:szCs w:val="20"/>
           <w14:ligatures w14:val="none"/>
         </w:rPr>
-        <w:lastRenderedPageBreak/>
         <w:t>模块</w:t>
       </w:r>
       <w:r>
@@ -5947,6 +5975,7 @@
         </w:rPr>
         <w:t>改成</w:t>
       </w:r>
+      <w:proofErr w:type="spellStart"/>
       <w:r>
         <w:rPr>
           <w:rFonts w:ascii="Arial" w:eastAsia="宋体" w:hAnsi="Arial" w:cs="Arial"/>
@@ -5957,6 +5986,7 @@
         </w:rPr>
         <w:t>totalScore</w:t>
       </w:r>
+      <w:proofErr w:type="spellEnd"/>
       <w:r>
         <w:rPr>
           <w:rFonts w:ascii="Arial" w:eastAsia="宋体" w:hAnsi="Arial" w:cs="Arial"/>
@@ -6618,7 +6648,18 @@
           <w:szCs w:val="24"/>
           <w14:ligatures w14:val="none"/>
         </w:rPr>
-        <w:t>当然，在项目实施过程中，由于经验所限，也存在一些不足之处。如后期用户提出在方案比选中增加三维建筑与地形图展示的需求，我们在测试时考虑不够全面，对基层单位低配电脑及多用户同时加载大图的压力考虑不足，试运行过程中偶发三维视图加载缓慢的问题。我们通过优化按视野距离分级加载算法，并结合服务器集群和负载均衡技术解决了这个问题，目前三维视图与百页比选报告加载速度均在</w:t>
+        <w:t>当然，在项目实施过程中，由于经验所限，也存在一些不足之处。如后期用户提出在方案比选中增加三维建筑与地形图展示的需求，我们在测试时考虑不够全面，对基层单位低配电脑及多用户同时加载大图的压力考虑不足，试运行过</w:t>
+      </w:r>
+      <w:r>
+        <w:rPr>
+          <w:rFonts w:ascii="Arial" w:eastAsia="宋体" w:hAnsi="Arial" w:cs="Arial"/>
+          <w:kern w:val="0"/>
+          <w:sz w:val="24"/>
+          <w:szCs w:val="24"/>
+          <w14:ligatures w14:val="none"/>
+        </w:rPr>
+        <w:lastRenderedPageBreak/>
+        <w:t>程中偶发三维视图加载缓慢的问题。我们通过优化按视野距离分级加载算法，并结合服务器集群和负载均衡技术解决了这个问题，目前三维视图与百页比选报告加载速度均在</w:t>
       </w:r>
       <w:r>
         <w:rPr>
@@ -6797,7 +6838,6 @@
           <w:szCs w:val="24"/>
           <w14:ligatures w14:val="none"/>
         </w:rPr>
-        <w:lastRenderedPageBreak/>
         <w:t>不积跬步无以至千里，不积小流无以成江海。实践证明，针对具体系统的业务特征，分级分类选用静态测试、动态黑白盒测试、自动化回归及专项测试方法，对降低项目风险、保障系统成功上线起到了至关重要的作用。在今后的工作和学习中，我将不断总结现阶段的经验教训，与同行多交流，持续改进界面自动化脚本自愈能力和电力知识库建设，用所学知识更好地完成系统分析设计与质量保障工作，为我国电力信息化事业贡献自己的绵薄之力。</w:t>
       </w:r>
       <w:r>
@@ -8339,6 +8379,7 @@
           <w:szCs w:val="24"/>
           <w14:ligatures w14:val="none"/>
         </w:rPr>
+        <w:lastRenderedPageBreak/>
         <w:t>使用说明</w:t>
       </w:r>
       <w:r>
@@ -8550,7 +8591,6 @@
           <w:szCs w:val="27"/>
           <w14:ligatures w14:val="none"/>
         </w:rPr>
-        <w:lastRenderedPageBreak/>
         <w:t xml:space="preserve">1. </w:t>
       </w:r>
       <w:r>
@@ -9772,6 +9812,7 @@
           <w:szCs w:val="24"/>
           <w14:ligatures w14:val="none"/>
         </w:rPr>
+        <w:lastRenderedPageBreak/>
         <w:t>白话理解</w:t>
       </w:r>
       <w:r>
@@ -9902,7 +9943,6 @@
           <w:szCs w:val="24"/>
           <w14:ligatures w14:val="none"/>
         </w:rPr>
-        <w:lastRenderedPageBreak/>
         <w:t>并发测试</w:t>
       </w:r>
       <w:r>
@@ -10272,6 +10312,7 @@
         </w:rPr>
         <w:t>改成</w:t>
       </w:r>
+      <w:proofErr w:type="spellStart"/>
       <w:r>
         <w:rPr>
           <w:rFonts w:ascii="Arial" w:eastAsia="宋体" w:hAnsi="Arial" w:cs="Arial"/>
@@ -10282,6 +10323,7 @@
         </w:rPr>
         <w:t>totalScore</w:t>
       </w:r>
+      <w:proofErr w:type="spellEnd"/>
       <w:r>
         <w:rPr>
           <w:rFonts w:ascii="Arial" w:eastAsia="宋体" w:hAnsi="Arial" w:cs="Arial"/>
@@ -11355,6 +11397,7 @@
                 <w:szCs w:val="24"/>
                 <w14:ligatures w14:val="none"/>
               </w:rPr>
+              <w:lastRenderedPageBreak/>
               <w:t xml:space="preserve">1. </w:t>
             </w:r>
             <w:r>
@@ -11413,7 +11456,6 @@
                 <w:szCs w:val="24"/>
                 <w14:ligatures w14:val="none"/>
               </w:rPr>
-              <w:lastRenderedPageBreak/>
               <w:t>（完全对齐《范文》考法）</w:t>
             </w:r>
           </w:p>
@@ -11458,7 +11500,6 @@
                 <w:szCs w:val="24"/>
                 <w14:ligatures w14:val="none"/>
               </w:rPr>
-              <w:lastRenderedPageBreak/>
               <w:t>M1</w:t>
             </w:r>
             <w:r>
@@ -13713,6 +13754,7 @@
           <w:szCs w:val="24"/>
           <w14:ligatures w14:val="none"/>
         </w:rPr>
+        <w:lastRenderedPageBreak/>
         <w:t>你根本不需要逐字死记硬背，只要记住这几个</w:t>
       </w:r>
       <w:r>

--- a/论文背诵版(新开头).docx
+++ b/论文背诵版(新开头).docx
@@ -531,7 +531,7 @@
         <w:spacing w:after="100" w:afterAutospacing="1"/>
         <w:jc w:val="left"/>
         <w:rPr>
-          <w:rFonts w:ascii="Arial" w:eastAsia="宋体" w:hAnsi="Arial" w:cs="Arial" w:hint="eastAsia"/>
+          <w:rFonts w:ascii="Arial" w:eastAsia="宋体" w:hAnsi="Arial" w:cs="Arial"/>
           <w:kern w:val="0"/>
           <w:sz w:val="24"/>
           <w:szCs w:val="24"/>
@@ -1720,7 +1720,6 @@
         </w:rPr>
         <w:t>加</w:t>
       </w:r>
-      <w:proofErr w:type="spellStart"/>
       <w:r>
         <w:rPr>
           <w:rFonts w:ascii="Arial" w:eastAsia="宋体" w:hAnsi="Arial" w:cs="Arial"/>
@@ -1731,7 +1730,6 @@
         </w:rPr>
         <w:t>PostGIS</w:t>
       </w:r>
-      <w:proofErr w:type="spellEnd"/>
       <w:r>
         <w:rPr>
           <w:rFonts w:ascii="Arial" w:eastAsia="宋体" w:hAnsi="Arial" w:cs="Arial"/>
@@ -2807,7 +2805,6 @@
         </w:rPr>
         <w:t>模块，我们主要使用程序员桌前检查配合自动化扫描工具，把</w:t>
       </w:r>
-      <w:proofErr w:type="spellStart"/>
       <w:r>
         <w:rPr>
           <w:rFonts w:ascii="Arial" w:eastAsia="宋体" w:hAnsi="Arial" w:cs="Arial"/>
@@ -2818,7 +2815,6 @@
         </w:rPr>
         <w:t>ESLint</w:t>
       </w:r>
-      <w:proofErr w:type="spellEnd"/>
       <w:r>
         <w:rPr>
           <w:rFonts w:ascii="Arial" w:eastAsia="宋体" w:hAnsi="Arial" w:cs="Arial"/>
@@ -5975,7 +5971,6 @@
         </w:rPr>
         <w:t>改成</w:t>
       </w:r>
-      <w:proofErr w:type="spellStart"/>
       <w:r>
         <w:rPr>
           <w:rFonts w:ascii="Arial" w:eastAsia="宋体" w:hAnsi="Arial" w:cs="Arial"/>
@@ -5986,7 +5981,6 @@
         </w:rPr>
         <w:t>totalScore</w:t>
       </w:r>
-      <w:proofErr w:type="spellEnd"/>
       <w:r>
         <w:rPr>
           <w:rFonts w:ascii="Arial" w:eastAsia="宋体" w:hAnsi="Arial" w:cs="Arial"/>
@@ -8086,7 +8080,7 @@
         <w:spacing w:after="100" w:afterAutospacing="1"/>
         <w:jc w:val="left"/>
         <w:rPr>
-          <w:rFonts w:ascii="Arial" w:eastAsia="宋体" w:hAnsi="Arial" w:cs="Arial"/>
+          <w:rFonts w:ascii="Arial" w:eastAsia="宋体" w:hAnsi="Arial" w:cs="Arial" w:hint="eastAsia"/>
           <w:kern w:val="0"/>
           <w:sz w:val="24"/>
           <w:szCs w:val="24"/>
@@ -8290,96 +8284,42 @@
           <w14:ligatures w14:val="none"/>
         </w:rPr>
       </w:pPr>
+      <w:r>
+        <w:rPr>
+          <w:rFonts w:ascii="Arial" w:eastAsia="宋体" w:hAnsi="Arial" w:cs="Arial"/>
+          <w:b/>
+          <w:bCs/>
+          <w:kern w:val="36"/>
+          <w:sz w:val="48"/>
+          <w:szCs w:val="48"/>
+          <w14:ligatures w14:val="none"/>
+        </w:rPr>
+        <w:t>第二部分：核心理论概念白话解析</w:t>
+      </w:r>
     </w:p>
     <w:p>
       <w:pPr>
         <w:widowControl/>
         <w:spacing w:after="100" w:afterAutospacing="1"/>
         <w:jc w:val="left"/>
-        <w:outlineLvl w:val="0"/>
-        <w:rPr>
-          <w:rFonts w:ascii="Arial" w:eastAsia="宋体" w:hAnsi="Arial" w:cs="Arial"/>
-          <w:b/>
-          <w:bCs/>
-          <w:kern w:val="36"/>
-          <w:sz w:val="48"/>
-          <w:szCs w:val="48"/>
-          <w14:ligatures w14:val="none"/>
-        </w:rPr>
-      </w:pPr>
-      <w:r>
-        <w:rPr>
-          <w:rFonts w:ascii="Arial" w:eastAsia="宋体" w:hAnsi="Arial" w:cs="Arial"/>
-          <w:b/>
-          <w:bCs/>
-          <w:kern w:val="36"/>
-          <w:sz w:val="48"/>
-          <w:szCs w:val="48"/>
-          <w14:ligatures w14:val="none"/>
-        </w:rPr>
-        <w:t>第二部分：核心理论概念白话解析与</w:t>
-      </w:r>
-      <w:r>
-        <w:rPr>
-          <w:rFonts w:ascii="Arial" w:eastAsia="宋体" w:hAnsi="Arial" w:cs="Arial"/>
-          <w:b/>
-          <w:bCs/>
-          <w:kern w:val="36"/>
-          <w:sz w:val="48"/>
-          <w:szCs w:val="48"/>
-          <w14:ligatures w14:val="none"/>
-        </w:rPr>
-        <w:t>“</w:t>
-      </w:r>
-      <w:r>
-        <w:rPr>
-          <w:rFonts w:ascii="Arial" w:eastAsia="宋体" w:hAnsi="Arial" w:cs="Arial"/>
-          <w:b/>
-          <w:bCs/>
-          <w:kern w:val="36"/>
-          <w:sz w:val="48"/>
-          <w:szCs w:val="48"/>
-          <w14:ligatures w14:val="none"/>
-        </w:rPr>
-        <w:t>考场标准答题块</w:t>
-      </w:r>
-      <w:r>
-        <w:rPr>
-          <w:rFonts w:ascii="Arial" w:eastAsia="宋体" w:hAnsi="Arial" w:cs="Arial"/>
-          <w:b/>
-          <w:bCs/>
-          <w:kern w:val="36"/>
-          <w:sz w:val="48"/>
-          <w:szCs w:val="48"/>
-          <w14:ligatures w14:val="none"/>
-        </w:rPr>
-        <w:t>”</w:t>
-      </w:r>
-    </w:p>
-    <w:p>
-      <w:pPr>
-        <w:widowControl/>
-        <w:spacing w:after="100" w:afterAutospacing="1"/>
-        <w:jc w:val="left"/>
-        <w:rPr>
-          <w:rFonts w:ascii="Arial" w:eastAsia="宋体" w:hAnsi="Arial" w:cs="Arial"/>
-          <w:kern w:val="0"/>
-          <w:sz w:val="24"/>
-          <w:szCs w:val="24"/>
-          <w14:ligatures w14:val="none"/>
-        </w:rPr>
-      </w:pPr>
-      <w:r>
-        <w:rPr>
-          <w:rFonts w:ascii="Arial" w:eastAsia="宋体" w:hAnsi="Arial" w:cs="Arial"/>
-          <w:b/>
-          <w:bCs/>
-          <w:kern w:val="0"/>
-          <w:sz w:val="24"/>
-          <w:szCs w:val="24"/>
-          <w14:ligatures w14:val="none"/>
-        </w:rPr>
-        <w:lastRenderedPageBreak/>
+        <w:rPr>
+          <w:rFonts w:ascii="Arial" w:eastAsia="宋体" w:hAnsi="Arial" w:cs="Arial"/>
+          <w:kern w:val="0"/>
+          <w:sz w:val="24"/>
+          <w:szCs w:val="24"/>
+          <w14:ligatures w14:val="none"/>
+        </w:rPr>
+      </w:pPr>
+      <w:r>
+        <w:rPr>
+          <w:rFonts w:ascii="Arial" w:eastAsia="宋体" w:hAnsi="Arial" w:cs="Arial"/>
+          <w:b/>
+          <w:bCs/>
+          <w:kern w:val="0"/>
+          <w:sz w:val="24"/>
+          <w:szCs w:val="24"/>
+          <w14:ligatures w14:val="none"/>
+        </w:rPr>
         <w:t>使用说明</w:t>
       </w:r>
       <w:r>
@@ -8591,6 +8531,7 @@
           <w:szCs w:val="27"/>
           <w14:ligatures w14:val="none"/>
         </w:rPr>
+        <w:lastRenderedPageBreak/>
         <w:t xml:space="preserve">1. </w:t>
       </w:r>
       <w:r>
@@ -9812,7 +9753,6 @@
           <w:szCs w:val="24"/>
           <w14:ligatures w14:val="none"/>
         </w:rPr>
-        <w:lastRenderedPageBreak/>
         <w:t>白话理解</w:t>
       </w:r>
       <w:r>
@@ -9943,6 +9883,7 @@
           <w:szCs w:val="24"/>
           <w14:ligatures w14:val="none"/>
         </w:rPr>
+        <w:lastRenderedPageBreak/>
         <w:t>并发测试</w:t>
       </w:r>
       <w:r>
@@ -10312,7 +10253,6 @@
         </w:rPr>
         <w:t>改成</w:t>
       </w:r>
-      <w:proofErr w:type="spellStart"/>
       <w:r>
         <w:rPr>
           <w:rFonts w:ascii="Arial" w:eastAsia="宋体" w:hAnsi="Arial" w:cs="Arial"/>
@@ -10323,7 +10263,6 @@
         </w:rPr>
         <w:t>totalScore</w:t>
       </w:r>
-      <w:proofErr w:type="spellEnd"/>
       <w:r>
         <w:rPr>
           <w:rFonts w:ascii="Arial" w:eastAsia="宋体" w:hAnsi="Arial" w:cs="Arial"/>
@@ -10819,2521 +10758,6 @@
         <w:widowControl/>
         <w:spacing w:after="100" w:afterAutospacing="1"/>
         <w:jc w:val="left"/>
-        <w:outlineLvl w:val="0"/>
-        <w:rPr>
-          <w:rFonts w:ascii="Arial" w:eastAsia="宋体" w:hAnsi="Arial" w:cs="Arial"/>
-          <w:b/>
-          <w:bCs/>
-          <w:kern w:val="36"/>
-          <w:sz w:val="48"/>
-          <w:szCs w:val="48"/>
-          <w14:ligatures w14:val="none"/>
-        </w:rPr>
-      </w:pPr>
-      <w:r>
-        <w:rPr>
-          <w:rFonts w:ascii="Arial" w:eastAsia="宋体" w:hAnsi="Arial" w:cs="Arial"/>
-          <w:b/>
-          <w:bCs/>
-          <w:kern w:val="36"/>
-          <w:sz w:val="48"/>
-          <w:szCs w:val="48"/>
-          <w14:ligatures w14:val="none"/>
-        </w:rPr>
-        <w:t>第三部分：考场</w:t>
-      </w:r>
-      <w:r>
-        <w:rPr>
-          <w:rFonts w:ascii="Arial" w:eastAsia="宋体" w:hAnsi="Arial" w:cs="Arial"/>
-          <w:b/>
-          <w:bCs/>
-          <w:kern w:val="36"/>
-          <w:sz w:val="48"/>
-          <w:szCs w:val="48"/>
-          <w14:ligatures w14:val="none"/>
-        </w:rPr>
-        <w:t>1</w:t>
-      </w:r>
-      <w:r>
-        <w:rPr>
-          <w:rFonts w:ascii="Arial" w:eastAsia="宋体" w:hAnsi="Arial" w:cs="Arial"/>
-          <w:b/>
-          <w:bCs/>
-          <w:kern w:val="36"/>
-          <w:sz w:val="48"/>
-          <w:szCs w:val="48"/>
-          <w14:ligatures w14:val="none"/>
-        </w:rPr>
-        <w:t>分钟</w:t>
-      </w:r>
-      <w:r>
-        <w:rPr>
-          <w:rFonts w:ascii="Arial" w:eastAsia="宋体" w:hAnsi="Arial" w:cs="Arial"/>
-          <w:b/>
-          <w:bCs/>
-          <w:kern w:val="36"/>
-          <w:sz w:val="48"/>
-          <w:szCs w:val="48"/>
-          <w14:ligatures w14:val="none"/>
-        </w:rPr>
-        <w:t>“</w:t>
-      </w:r>
-      <w:r>
-        <w:rPr>
-          <w:rFonts w:ascii="Arial" w:eastAsia="宋体" w:hAnsi="Arial" w:cs="Arial"/>
-          <w:b/>
-          <w:bCs/>
-          <w:kern w:val="36"/>
-          <w:sz w:val="48"/>
-          <w:szCs w:val="48"/>
-          <w14:ligatures w14:val="none"/>
-        </w:rPr>
-        <w:t>积木拼装表</w:t>
-      </w:r>
-      <w:r>
-        <w:rPr>
-          <w:rFonts w:ascii="Arial" w:eastAsia="宋体" w:hAnsi="Arial" w:cs="Arial"/>
-          <w:b/>
-          <w:bCs/>
-          <w:kern w:val="36"/>
-          <w:sz w:val="48"/>
-          <w:szCs w:val="48"/>
-          <w14:ligatures w14:val="none"/>
-        </w:rPr>
-        <w:t>”</w:t>
-      </w:r>
-      <w:r>
-        <w:rPr>
-          <w:rFonts w:ascii="Arial" w:eastAsia="宋体" w:hAnsi="Arial" w:cs="Arial"/>
-          <w:b/>
-          <w:bCs/>
-          <w:kern w:val="36"/>
-          <w:sz w:val="48"/>
-          <w:szCs w:val="48"/>
-          <w14:ligatures w14:val="none"/>
-        </w:rPr>
-        <w:t>（背熟一套，通杀全题）</w:t>
-      </w:r>
-    </w:p>
-    <w:p>
-      <w:pPr>
-        <w:widowControl/>
-        <w:spacing w:after="100" w:afterAutospacing="1"/>
-        <w:jc w:val="left"/>
-        <w:rPr>
-          <w:rFonts w:ascii="Arial" w:eastAsia="宋体" w:hAnsi="Arial" w:cs="Arial"/>
-          <w:kern w:val="0"/>
-          <w:sz w:val="24"/>
-          <w:szCs w:val="24"/>
-          <w14:ligatures w14:val="none"/>
-        </w:rPr>
-      </w:pPr>
-      <w:r>
-        <w:rPr>
-          <w:rFonts w:ascii="Arial" w:eastAsia="宋体" w:hAnsi="Arial" w:cs="Arial"/>
-          <w:kern w:val="0"/>
-          <w:sz w:val="24"/>
-          <w:szCs w:val="24"/>
-          <w14:ligatures w14:val="none"/>
-        </w:rPr>
-        <w:t>考场要求正文</w:t>
-      </w:r>
-      <w:r>
-        <w:rPr>
-          <w:rFonts w:ascii="Arial" w:eastAsia="宋体" w:hAnsi="Arial" w:cs="Arial"/>
-          <w:kern w:val="0"/>
-          <w:sz w:val="24"/>
-          <w:szCs w:val="24"/>
-          <w14:ligatures w14:val="none"/>
-        </w:rPr>
-        <w:t xml:space="preserve"> </w:t>
-      </w:r>
-      <w:r>
-        <w:rPr>
-          <w:rFonts w:ascii="Arial" w:eastAsia="宋体" w:hAnsi="Arial" w:cs="Arial"/>
-          <w:b/>
-          <w:bCs/>
-          <w:kern w:val="0"/>
-          <w:sz w:val="24"/>
-          <w:szCs w:val="24"/>
-          <w14:ligatures w14:val="none"/>
-        </w:rPr>
-        <w:t>2000</w:t>
-      </w:r>
-      <w:r>
-        <w:rPr>
-          <w:rFonts w:ascii="Arial" w:eastAsia="宋体" w:hAnsi="Arial" w:cs="Arial"/>
-          <w:b/>
-          <w:bCs/>
-          <w:kern w:val="0"/>
-          <w:sz w:val="24"/>
-          <w:szCs w:val="24"/>
-          <w14:ligatures w14:val="none"/>
-        </w:rPr>
-        <w:t>～</w:t>
-      </w:r>
-      <w:r>
-        <w:rPr>
-          <w:rFonts w:ascii="Arial" w:eastAsia="宋体" w:hAnsi="Arial" w:cs="Arial"/>
-          <w:b/>
-          <w:bCs/>
-          <w:kern w:val="0"/>
-          <w:sz w:val="24"/>
-          <w:szCs w:val="24"/>
-          <w14:ligatures w14:val="none"/>
-        </w:rPr>
-        <w:t>2500</w:t>
-      </w:r>
-      <w:r>
-        <w:rPr>
-          <w:rFonts w:ascii="Arial" w:eastAsia="宋体" w:hAnsi="Arial" w:cs="Arial"/>
-          <w:b/>
-          <w:bCs/>
-          <w:kern w:val="0"/>
-          <w:sz w:val="24"/>
-          <w:szCs w:val="24"/>
-          <w14:ligatures w14:val="none"/>
-        </w:rPr>
-        <w:t>字</w:t>
-      </w:r>
-      <w:r>
-        <w:rPr>
-          <w:rFonts w:ascii="Arial" w:eastAsia="宋体" w:hAnsi="Arial" w:cs="Arial"/>
-          <w:kern w:val="0"/>
-          <w:sz w:val="24"/>
-          <w:szCs w:val="24"/>
-          <w14:ligatures w14:val="none"/>
-        </w:rPr>
-        <w:t xml:space="preserve"> </w:t>
-      </w:r>
-      <w:r>
-        <w:rPr>
-          <w:rFonts w:ascii="Arial" w:eastAsia="宋体" w:hAnsi="Arial" w:cs="Arial"/>
-          <w:kern w:val="0"/>
-          <w:sz w:val="24"/>
-          <w:szCs w:val="24"/>
-          <w14:ligatures w14:val="none"/>
-        </w:rPr>
-        <w:t>左右。上面第一部分所有模块加起来约</w:t>
-      </w:r>
-      <w:r>
-        <w:rPr>
-          <w:rFonts w:ascii="Arial" w:eastAsia="宋体" w:hAnsi="Arial" w:cs="Arial"/>
-          <w:kern w:val="0"/>
-          <w:sz w:val="24"/>
-          <w:szCs w:val="24"/>
-          <w14:ligatures w14:val="none"/>
-        </w:rPr>
-        <w:t>4200</w:t>
-      </w:r>
-      <w:r>
-        <w:rPr>
-          <w:rFonts w:ascii="Arial" w:eastAsia="宋体" w:hAnsi="Arial" w:cs="Arial"/>
-          <w:kern w:val="0"/>
-          <w:sz w:val="24"/>
-          <w:szCs w:val="24"/>
-          <w14:ligatures w14:val="none"/>
-        </w:rPr>
-        <w:t>字，你上考场时</w:t>
-      </w:r>
-      <w:r>
-        <w:rPr>
-          <w:rFonts w:ascii="Arial" w:eastAsia="宋体" w:hAnsi="Arial" w:cs="Arial"/>
-          <w:b/>
-          <w:bCs/>
-          <w:kern w:val="0"/>
-          <w:sz w:val="24"/>
-          <w:szCs w:val="24"/>
-          <w14:ligatures w14:val="none"/>
-        </w:rPr>
-        <w:t>固定保留头尾（</w:t>
-      </w:r>
-      <w:r>
-        <w:rPr>
-          <w:rFonts w:ascii="Arial" w:eastAsia="宋体" w:hAnsi="Arial" w:cs="Arial"/>
-          <w:b/>
-          <w:bCs/>
-          <w:kern w:val="0"/>
-          <w:sz w:val="24"/>
-          <w:szCs w:val="24"/>
-          <w14:ligatures w14:val="none"/>
-        </w:rPr>
-        <w:t>M1+M9</w:t>
-      </w:r>
-      <w:r>
-        <w:rPr>
-          <w:rFonts w:ascii="Arial" w:eastAsia="宋体" w:hAnsi="Arial" w:cs="Arial"/>
-          <w:b/>
-          <w:bCs/>
-          <w:kern w:val="0"/>
-          <w:sz w:val="24"/>
-          <w:szCs w:val="24"/>
-          <w14:ligatures w14:val="none"/>
-        </w:rPr>
-        <w:t>）</w:t>
-      </w:r>
-      <w:r>
-        <w:rPr>
-          <w:rFonts w:ascii="Arial" w:eastAsia="宋体" w:hAnsi="Arial" w:cs="Arial"/>
-          <w:kern w:val="0"/>
-          <w:sz w:val="24"/>
-          <w:szCs w:val="24"/>
-          <w14:ligatures w14:val="none"/>
-        </w:rPr>
-        <w:t>，中间像搭积木一样</w:t>
-      </w:r>
-      <w:r>
-        <w:rPr>
-          <w:rFonts w:ascii="Arial" w:eastAsia="宋体" w:hAnsi="Arial" w:cs="Arial"/>
-          <w:b/>
-          <w:bCs/>
-          <w:kern w:val="0"/>
-          <w:sz w:val="24"/>
-          <w:szCs w:val="24"/>
-          <w14:ligatures w14:val="none"/>
-        </w:rPr>
-        <w:t>只挑</w:t>
-      </w:r>
-      <w:r>
-        <w:rPr>
-          <w:rFonts w:ascii="Arial" w:eastAsia="宋体" w:hAnsi="Arial" w:cs="Arial"/>
-          <w:b/>
-          <w:bCs/>
-          <w:kern w:val="0"/>
-          <w:sz w:val="24"/>
-          <w:szCs w:val="24"/>
-          <w14:ligatures w14:val="none"/>
-        </w:rPr>
-        <w:t>3</w:t>
-      </w:r>
-      <w:r>
-        <w:rPr>
-          <w:rFonts w:ascii="Arial" w:eastAsia="宋体" w:hAnsi="Arial" w:cs="Arial"/>
-          <w:b/>
-          <w:bCs/>
-          <w:kern w:val="0"/>
-          <w:sz w:val="24"/>
-          <w:szCs w:val="24"/>
-          <w14:ligatures w14:val="none"/>
-        </w:rPr>
-        <w:t>个模块</w:t>
-      </w:r>
-      <w:r>
-        <w:rPr>
-          <w:rFonts w:ascii="Arial" w:eastAsia="宋体" w:hAnsi="Arial" w:cs="Arial"/>
-          <w:kern w:val="0"/>
-          <w:sz w:val="24"/>
-          <w:szCs w:val="24"/>
-          <w14:ligatures w14:val="none"/>
-        </w:rPr>
-        <w:t>写即可，字数刚刚好在</w:t>
-      </w:r>
-      <w:r>
-        <w:rPr>
-          <w:rFonts w:ascii="Arial" w:eastAsia="宋体" w:hAnsi="Arial" w:cs="Arial"/>
-          <w:kern w:val="0"/>
-          <w:sz w:val="24"/>
-          <w:szCs w:val="24"/>
-          <w14:ligatures w14:val="none"/>
-        </w:rPr>
-        <w:t>2400</w:t>
-      </w:r>
-      <w:r>
-        <w:rPr>
-          <w:rFonts w:ascii="Arial" w:eastAsia="宋体" w:hAnsi="Arial" w:cs="Arial"/>
-          <w:kern w:val="0"/>
-          <w:sz w:val="24"/>
-          <w:szCs w:val="24"/>
-          <w14:ligatures w14:val="none"/>
-        </w:rPr>
-        <w:t>字左右，行云流水：</w:t>
-      </w:r>
-      <w:r>
-        <w:rPr>
-          <w:rFonts w:ascii="Arial" w:eastAsia="宋体" w:hAnsi="Arial" w:cs="Arial"/>
-          <w:kern w:val="0"/>
-          <w:sz w:val="24"/>
-          <w:szCs w:val="24"/>
-          <w14:ligatures w14:val="none"/>
-        </w:rPr>
-        <w:t xml:space="preserve"> </w:t>
-      </w:r>
-    </w:p>
-    <w:tbl>
-      <w:tblPr>
-        <w:tblW w:w="0" w:type="auto"/>
-        <w:tblCellSpacing w:w="15" w:type="dxa"/>
-        <w:tblCellMar>
-          <w:top w:w="15" w:type="dxa"/>
-          <w:left w:w="15" w:type="dxa"/>
-          <w:bottom w:w="15" w:type="dxa"/>
-          <w:right w:w="15" w:type="dxa"/>
-        </w:tblCellMar>
-        <w:tblLook w:val="04A0" w:firstRow="1" w:lastRow="0" w:firstColumn="1" w:lastColumn="0" w:noHBand="0" w:noVBand="1"/>
-      </w:tblPr>
-      <w:tblGrid>
-        <w:gridCol w:w="3060"/>
-        <w:gridCol w:w="5696"/>
-      </w:tblGrid>
-      <w:tr>
-        <w:trPr>
-          <w:tblHeader/>
-          <w:tblCellSpacing w:w="15" w:type="dxa"/>
-        </w:trPr>
-        <w:tc>
-          <w:tcPr>
-            <w:tcW w:w="3015" w:type="dxa"/>
-            <w:tcBorders>
-              <w:top w:val="single" w:sz="6" w:space="0" w:color="C4C7C5"/>
-              <w:left w:val="single" w:sz="6" w:space="0" w:color="C4C7C5"/>
-              <w:bottom w:val="single" w:sz="6" w:space="0" w:color="C4C7C5"/>
-              <w:right w:val="single" w:sz="6" w:space="0" w:color="C4C7C5"/>
-            </w:tcBorders>
-            <w:tcMar>
-              <w:top w:w="120" w:type="dxa"/>
-              <w:left w:w="180" w:type="dxa"/>
-              <w:bottom w:w="120" w:type="dxa"/>
-              <w:right w:w="180" w:type="dxa"/>
-            </w:tcMar>
-            <w:vAlign w:val="center"/>
-            <w:hideMark/>
-          </w:tcPr>
-          <w:p>
-            <w:pPr>
-              <w:widowControl/>
-              <w:jc w:val="left"/>
-              <w:rPr>
-                <w:rFonts w:ascii="Arial" w:eastAsia="宋体" w:hAnsi="Arial" w:cs="Arial"/>
-                <w:kern w:val="0"/>
-                <w:sz w:val="24"/>
-                <w:szCs w:val="24"/>
-                <w14:ligatures w14:val="none"/>
-              </w:rPr>
-            </w:pPr>
-            <w:r>
-              <w:rPr>
-                <w:rFonts w:ascii="Arial" w:eastAsia="宋体" w:hAnsi="Arial" w:cs="Arial"/>
-                <w:b/>
-                <w:bCs/>
-                <w:kern w:val="0"/>
-                <w:sz w:val="24"/>
-                <w:szCs w:val="24"/>
-                <w14:ligatures w14:val="none"/>
-              </w:rPr>
-              <w:t>如果考场出题方向是</w:t>
-            </w:r>
-            <w:r>
-              <w:rPr>
-                <w:rFonts w:ascii="Arial" w:eastAsia="宋体" w:hAnsi="Arial" w:cs="Arial"/>
-                <w:b/>
-                <w:bCs/>
-                <w:kern w:val="0"/>
-                <w:sz w:val="24"/>
-                <w:szCs w:val="24"/>
-                <w14:ligatures w14:val="none"/>
-              </w:rPr>
-              <w:t>……</w:t>
-            </w:r>
-          </w:p>
-        </w:tc>
-        <w:tc>
-          <w:tcPr>
-            <w:tcW w:w="5651" w:type="dxa"/>
-            <w:tcBorders>
-              <w:top w:val="single" w:sz="6" w:space="0" w:color="C4C7C5"/>
-              <w:left w:val="single" w:sz="6" w:space="0" w:color="C4C7C5"/>
-              <w:bottom w:val="single" w:sz="6" w:space="0" w:color="C4C7C5"/>
-              <w:right w:val="single" w:sz="6" w:space="0" w:color="C4C7C5"/>
-            </w:tcBorders>
-            <w:tcMar>
-              <w:top w:w="120" w:type="dxa"/>
-              <w:left w:w="180" w:type="dxa"/>
-              <w:bottom w:w="120" w:type="dxa"/>
-              <w:right w:w="180" w:type="dxa"/>
-            </w:tcMar>
-            <w:vAlign w:val="center"/>
-            <w:hideMark/>
-          </w:tcPr>
-          <w:p>
-            <w:pPr>
-              <w:widowControl/>
-              <w:jc w:val="left"/>
-              <w:rPr>
-                <w:rFonts w:ascii="Arial" w:eastAsia="宋体" w:hAnsi="Arial" w:cs="Arial"/>
-                <w:kern w:val="0"/>
-                <w:sz w:val="24"/>
-                <w:szCs w:val="24"/>
-                <w14:ligatures w14:val="none"/>
-              </w:rPr>
-            </w:pPr>
-            <w:r>
-              <w:rPr>
-                <w:rFonts w:ascii="Arial" w:eastAsia="宋体" w:hAnsi="Arial" w:cs="Arial"/>
-                <w:b/>
-                <w:bCs/>
-                <w:kern w:val="0"/>
-                <w:sz w:val="24"/>
-                <w:szCs w:val="24"/>
-                <w14:ligatures w14:val="none"/>
-              </w:rPr>
-              <w:t>你的正文</w:t>
-            </w:r>
-            <w:r>
-              <w:rPr>
-                <w:rFonts w:ascii="Arial" w:eastAsia="宋体" w:hAnsi="Arial" w:cs="Arial"/>
-                <w:b/>
-                <w:bCs/>
-                <w:kern w:val="0"/>
-                <w:sz w:val="24"/>
-                <w:szCs w:val="24"/>
-                <w14:ligatures w14:val="none"/>
-              </w:rPr>
-              <w:t>4</w:t>
-            </w:r>
-            <w:r>
-              <w:rPr>
-                <w:rFonts w:ascii="Arial" w:eastAsia="宋体" w:hAnsi="Arial" w:cs="Arial"/>
-                <w:b/>
-                <w:bCs/>
-                <w:kern w:val="0"/>
-                <w:sz w:val="24"/>
-                <w:szCs w:val="24"/>
-                <w14:ligatures w14:val="none"/>
-              </w:rPr>
-              <w:t>段积木组合（总字数均在</w:t>
-            </w:r>
-            <w:r>
-              <w:rPr>
-                <w:rFonts w:ascii="Arial" w:eastAsia="宋体" w:hAnsi="Arial" w:cs="Arial"/>
-                <w:b/>
-                <w:bCs/>
-                <w:kern w:val="0"/>
-                <w:sz w:val="24"/>
-                <w:szCs w:val="24"/>
-                <w14:ligatures w14:val="none"/>
-              </w:rPr>
-              <w:t>2300</w:t>
-            </w:r>
-            <w:r>
-              <w:rPr>
-                <w:rFonts w:ascii="Arial" w:eastAsia="宋体" w:hAnsi="Arial" w:cs="Arial"/>
-                <w:b/>
-                <w:bCs/>
-                <w:kern w:val="0"/>
-                <w:sz w:val="24"/>
-                <w:szCs w:val="24"/>
-                <w14:ligatures w14:val="none"/>
-              </w:rPr>
-              <w:t>～</w:t>
-            </w:r>
-            <w:r>
-              <w:rPr>
-                <w:rFonts w:ascii="Arial" w:eastAsia="宋体" w:hAnsi="Arial" w:cs="Arial"/>
-                <w:b/>
-                <w:bCs/>
-                <w:kern w:val="0"/>
-                <w:sz w:val="24"/>
-                <w:szCs w:val="24"/>
-                <w14:ligatures w14:val="none"/>
-              </w:rPr>
-              <w:t>2600</w:t>
-            </w:r>
-            <w:r>
-              <w:rPr>
-                <w:rFonts w:ascii="Arial" w:eastAsia="宋体" w:hAnsi="Arial" w:cs="Arial"/>
-                <w:b/>
-                <w:bCs/>
-                <w:kern w:val="0"/>
-                <w:sz w:val="24"/>
-                <w:szCs w:val="24"/>
-                <w14:ligatures w14:val="none"/>
-              </w:rPr>
-              <w:t>字黄金区间）</w:t>
-            </w:r>
-          </w:p>
-        </w:tc>
-      </w:tr>
-      <w:tr>
-        <w:trPr>
-          <w:tblCellSpacing w:w="15" w:type="dxa"/>
-        </w:trPr>
-        <w:tc>
-          <w:tcPr>
-            <w:tcW w:w="3015" w:type="dxa"/>
-            <w:tcBorders>
-              <w:top w:val="single" w:sz="6" w:space="0" w:color="C4C7C5"/>
-              <w:left w:val="single" w:sz="6" w:space="0" w:color="C4C7C5"/>
-              <w:bottom w:val="single" w:sz="6" w:space="0" w:color="C4C7C5"/>
-              <w:right w:val="single" w:sz="6" w:space="0" w:color="C4C7C5"/>
-            </w:tcBorders>
-            <w:tcMar>
-              <w:top w:w="120" w:type="dxa"/>
-              <w:left w:w="180" w:type="dxa"/>
-              <w:bottom w:w="120" w:type="dxa"/>
-              <w:right w:w="180" w:type="dxa"/>
-            </w:tcMar>
-            <w:vAlign w:val="center"/>
-            <w:hideMark/>
-          </w:tcPr>
-          <w:p>
-            <w:pPr>
-              <w:widowControl/>
-              <w:jc w:val="left"/>
-              <w:rPr>
-                <w:rFonts w:ascii="Arial" w:eastAsia="宋体" w:hAnsi="Arial" w:cs="Arial"/>
-                <w:kern w:val="0"/>
-                <w:sz w:val="24"/>
-                <w:szCs w:val="24"/>
-                <w14:ligatures w14:val="none"/>
-              </w:rPr>
-            </w:pPr>
-            <w:r>
-              <w:rPr>
-                <w:rFonts w:ascii="Arial" w:eastAsia="宋体" w:hAnsi="Arial" w:cs="Arial"/>
-                <w:b/>
-                <w:bCs/>
-                <w:kern w:val="0"/>
-                <w:sz w:val="24"/>
-                <w:szCs w:val="24"/>
-                <w14:ligatures w14:val="none"/>
-              </w:rPr>
-              <w:lastRenderedPageBreak/>
-              <w:t xml:space="preserve">1. </w:t>
-            </w:r>
-            <w:r>
-              <w:rPr>
-                <w:rFonts w:ascii="Arial" w:eastAsia="宋体" w:hAnsi="Arial" w:cs="Arial"/>
-                <w:b/>
-                <w:bCs/>
-                <w:kern w:val="0"/>
-                <w:sz w:val="24"/>
-                <w:szCs w:val="24"/>
-                <w14:ligatures w14:val="none"/>
-              </w:rPr>
-              <w:t>经典《论软件系统测试及其应用》</w:t>
-            </w:r>
-          </w:p>
-          <w:p>
-            <w:pPr>
-              <w:widowControl/>
-              <w:jc w:val="left"/>
-              <w:rPr>
-                <w:rFonts w:ascii="Arial" w:eastAsia="宋体" w:hAnsi="Arial" w:cs="Arial"/>
-                <w:kern w:val="0"/>
-                <w:sz w:val="24"/>
-                <w:szCs w:val="24"/>
-                <w14:ligatures w14:val="none"/>
-              </w:rPr>
-            </w:pPr>
-            <w:r>
-              <w:rPr>
-                <w:rFonts w:ascii="Arial" w:eastAsia="宋体" w:hAnsi="Arial" w:cs="Arial"/>
-                <w:kern w:val="0"/>
-                <w:sz w:val="24"/>
-                <w:szCs w:val="24"/>
-                <w14:ligatures w14:val="none"/>
-              </w:rPr>
-              <w:br/>
-            </w:r>
-          </w:p>
-          <w:p>
-            <w:pPr>
-              <w:widowControl/>
-              <w:jc w:val="left"/>
-              <w:rPr>
-                <w:rFonts w:ascii="Arial" w:eastAsia="宋体" w:hAnsi="Arial" w:cs="Arial"/>
-                <w:kern w:val="0"/>
-                <w:sz w:val="24"/>
-                <w:szCs w:val="24"/>
-                <w14:ligatures w14:val="none"/>
-              </w:rPr>
-            </w:pPr>
-            <w:r>
-              <w:rPr>
-                <w:rFonts w:ascii="Arial" w:eastAsia="宋体" w:hAnsi="Arial" w:cs="Arial"/>
-                <w:kern w:val="0"/>
-                <w:sz w:val="24"/>
-                <w:szCs w:val="24"/>
-                <w14:ligatures w14:val="none"/>
-              </w:rPr>
-              <w:t>（完全对齐《范文》考法）</w:t>
-            </w:r>
-          </w:p>
-        </w:tc>
-        <w:tc>
-          <w:tcPr>
-            <w:tcW w:w="5651" w:type="dxa"/>
-            <w:tcBorders>
-              <w:top w:val="single" w:sz="6" w:space="0" w:color="C4C7C5"/>
-              <w:left w:val="single" w:sz="6" w:space="0" w:color="C4C7C5"/>
-              <w:bottom w:val="single" w:sz="6" w:space="0" w:color="C4C7C5"/>
-              <w:right w:val="single" w:sz="6" w:space="0" w:color="C4C7C5"/>
-            </w:tcBorders>
-            <w:tcMar>
-              <w:top w:w="120" w:type="dxa"/>
-              <w:left w:w="180" w:type="dxa"/>
-              <w:bottom w:w="120" w:type="dxa"/>
-              <w:right w:w="180" w:type="dxa"/>
-            </w:tcMar>
-            <w:vAlign w:val="center"/>
-            <w:hideMark/>
-          </w:tcPr>
-          <w:p>
-            <w:pPr>
-              <w:widowControl/>
-              <w:jc w:val="left"/>
-              <w:rPr>
-                <w:rFonts w:ascii="Arial" w:eastAsia="宋体" w:hAnsi="Arial" w:cs="Arial"/>
-                <w:kern w:val="0"/>
-                <w:sz w:val="24"/>
-                <w:szCs w:val="24"/>
-                <w14:ligatures w14:val="none"/>
-              </w:rPr>
-            </w:pPr>
-            <w:r>
-              <w:rPr>
-                <w:rFonts w:ascii="Arial" w:eastAsia="宋体" w:hAnsi="Arial" w:cs="Arial"/>
-                <w:b/>
-                <w:bCs/>
-                <w:kern w:val="0"/>
-                <w:sz w:val="24"/>
-                <w:szCs w:val="24"/>
-                <w14:ligatures w14:val="none"/>
-              </w:rPr>
-              <w:t>M1</w:t>
-            </w:r>
-            <w:r>
-              <w:rPr>
-                <w:rFonts w:ascii="Arial" w:eastAsia="宋体" w:hAnsi="Arial" w:cs="Arial"/>
-                <w:b/>
-                <w:bCs/>
-                <w:kern w:val="0"/>
-                <w:sz w:val="24"/>
-                <w:szCs w:val="24"/>
-                <w14:ligatures w14:val="none"/>
-              </w:rPr>
-              <w:t>（背景）</w:t>
-            </w:r>
-            <w:r>
-              <w:rPr>
-                <w:rFonts w:ascii="Arial" w:eastAsia="宋体" w:hAnsi="Arial" w:cs="Arial"/>
-                <w:b/>
-                <w:bCs/>
-                <w:kern w:val="0"/>
-                <w:sz w:val="24"/>
-                <w:szCs w:val="24"/>
-                <w14:ligatures w14:val="none"/>
-              </w:rPr>
-              <w:t xml:space="preserve"> </w:t>
-            </w:r>
-            <w:r>
-              <w:rPr>
-                <w:rFonts w:ascii="Segoe UI Symbol" w:eastAsia="宋体" w:hAnsi="Segoe UI Symbol" w:cs="Segoe UI Symbol"/>
-                <w:b/>
-                <w:bCs/>
-                <w:kern w:val="0"/>
-                <w:sz w:val="24"/>
-                <w:szCs w:val="24"/>
-                <w14:ligatures w14:val="none"/>
-              </w:rPr>
-              <w:t>➔</w:t>
-            </w:r>
-            <w:r>
-              <w:rPr>
-                <w:rFonts w:ascii="Arial" w:eastAsia="宋体" w:hAnsi="Arial" w:cs="Arial"/>
-                <w:b/>
-                <w:bCs/>
-                <w:kern w:val="0"/>
-                <w:sz w:val="24"/>
-                <w:szCs w:val="24"/>
-                <w14:ligatures w14:val="none"/>
-              </w:rPr>
-              <w:t xml:space="preserve"> M2</w:t>
-            </w:r>
-            <w:r>
-              <w:rPr>
-                <w:rFonts w:ascii="Arial" w:eastAsia="宋体" w:hAnsi="Arial" w:cs="Arial"/>
-                <w:b/>
-                <w:bCs/>
-                <w:kern w:val="0"/>
-                <w:sz w:val="24"/>
-                <w:szCs w:val="24"/>
-                <w14:ligatures w14:val="none"/>
-              </w:rPr>
-              <w:t>（静态测试）</w:t>
-            </w:r>
-            <w:r>
-              <w:rPr>
-                <w:rFonts w:ascii="Arial" w:eastAsia="宋体" w:hAnsi="Arial" w:cs="Arial"/>
-                <w:b/>
-                <w:bCs/>
-                <w:kern w:val="0"/>
-                <w:sz w:val="24"/>
-                <w:szCs w:val="24"/>
-                <w14:ligatures w14:val="none"/>
-              </w:rPr>
-              <w:t xml:space="preserve"> </w:t>
-            </w:r>
-            <w:r>
-              <w:rPr>
-                <w:rFonts w:ascii="Segoe UI Symbol" w:eastAsia="宋体" w:hAnsi="Segoe UI Symbol" w:cs="Segoe UI Symbol"/>
-                <w:b/>
-                <w:bCs/>
-                <w:kern w:val="0"/>
-                <w:sz w:val="24"/>
-                <w:szCs w:val="24"/>
-                <w14:ligatures w14:val="none"/>
-              </w:rPr>
-              <w:t>➔</w:t>
-            </w:r>
-            <w:r>
-              <w:rPr>
-                <w:rFonts w:ascii="Arial" w:eastAsia="宋体" w:hAnsi="Arial" w:cs="Arial"/>
-                <w:b/>
-                <w:bCs/>
-                <w:kern w:val="0"/>
-                <w:sz w:val="24"/>
-                <w:szCs w:val="24"/>
-                <w14:ligatures w14:val="none"/>
-              </w:rPr>
-              <w:t xml:space="preserve"> M3</w:t>
-            </w:r>
-            <w:r>
-              <w:rPr>
-                <w:rFonts w:ascii="Arial" w:eastAsia="宋体" w:hAnsi="Arial" w:cs="Arial"/>
-                <w:b/>
-                <w:bCs/>
-                <w:kern w:val="0"/>
-                <w:sz w:val="24"/>
-                <w:szCs w:val="24"/>
-                <w14:ligatures w14:val="none"/>
-              </w:rPr>
-              <w:t>（动态功能测试：分解</w:t>
-            </w:r>
-            <w:r>
-              <w:rPr>
-                <w:rFonts w:ascii="Arial" w:eastAsia="宋体" w:hAnsi="Arial" w:cs="Arial"/>
-                <w:b/>
-                <w:bCs/>
-                <w:kern w:val="0"/>
-                <w:sz w:val="24"/>
-                <w:szCs w:val="24"/>
-                <w14:ligatures w14:val="none"/>
-              </w:rPr>
-              <w:t>/</w:t>
-            </w:r>
-            <w:r>
-              <w:rPr>
-                <w:rFonts w:ascii="Arial" w:eastAsia="宋体" w:hAnsi="Arial" w:cs="Arial"/>
-                <w:b/>
-                <w:bCs/>
-                <w:kern w:val="0"/>
-                <w:sz w:val="24"/>
-                <w:szCs w:val="24"/>
-                <w14:ligatures w14:val="none"/>
-              </w:rPr>
-              <w:t>等价类</w:t>
-            </w:r>
-            <w:r>
-              <w:rPr>
-                <w:rFonts w:ascii="Arial" w:eastAsia="宋体" w:hAnsi="Arial" w:cs="Arial"/>
-                <w:b/>
-                <w:bCs/>
-                <w:kern w:val="0"/>
-                <w:sz w:val="24"/>
-                <w:szCs w:val="24"/>
-                <w14:ligatures w14:val="none"/>
-              </w:rPr>
-              <w:t>/</w:t>
-            </w:r>
-            <w:r>
-              <w:rPr>
-                <w:rFonts w:ascii="Arial" w:eastAsia="宋体" w:hAnsi="Arial" w:cs="Arial"/>
-                <w:b/>
-                <w:bCs/>
-                <w:kern w:val="0"/>
-                <w:sz w:val="24"/>
-                <w:szCs w:val="24"/>
-                <w14:ligatures w14:val="none"/>
-              </w:rPr>
-              <w:t>边界值）</w:t>
-            </w:r>
-            <w:r>
-              <w:rPr>
-                <w:rFonts w:ascii="Arial" w:eastAsia="宋体" w:hAnsi="Arial" w:cs="Arial"/>
-                <w:b/>
-                <w:bCs/>
-                <w:kern w:val="0"/>
-                <w:sz w:val="24"/>
-                <w:szCs w:val="24"/>
-                <w14:ligatures w14:val="none"/>
-              </w:rPr>
-              <w:t xml:space="preserve"> </w:t>
-            </w:r>
-            <w:r>
-              <w:rPr>
-                <w:rFonts w:ascii="Segoe UI Symbol" w:eastAsia="宋体" w:hAnsi="Segoe UI Symbol" w:cs="Segoe UI Symbol"/>
-                <w:b/>
-                <w:bCs/>
-                <w:kern w:val="0"/>
-                <w:sz w:val="24"/>
-                <w:szCs w:val="24"/>
-                <w14:ligatures w14:val="none"/>
-              </w:rPr>
-              <w:t>➔</w:t>
-            </w:r>
-            <w:r>
-              <w:rPr>
-                <w:rFonts w:ascii="Arial" w:eastAsia="宋体" w:hAnsi="Arial" w:cs="Arial"/>
-                <w:b/>
-                <w:bCs/>
-                <w:kern w:val="0"/>
-                <w:sz w:val="24"/>
-                <w:szCs w:val="24"/>
-                <w14:ligatures w14:val="none"/>
-              </w:rPr>
-              <w:t xml:space="preserve"> M7</w:t>
-            </w:r>
-            <w:r>
-              <w:rPr>
-                <w:rFonts w:ascii="Arial" w:eastAsia="宋体" w:hAnsi="Arial" w:cs="Arial"/>
-                <w:b/>
-                <w:bCs/>
-                <w:kern w:val="0"/>
-                <w:sz w:val="24"/>
-                <w:szCs w:val="24"/>
-                <w14:ligatures w14:val="none"/>
-              </w:rPr>
-              <w:t>（压力与并发测试）</w:t>
-            </w:r>
-            <w:r>
-              <w:rPr>
-                <w:rFonts w:ascii="Arial" w:eastAsia="宋体" w:hAnsi="Arial" w:cs="Arial"/>
-                <w:b/>
-                <w:bCs/>
-                <w:kern w:val="0"/>
-                <w:sz w:val="24"/>
-                <w:szCs w:val="24"/>
-                <w14:ligatures w14:val="none"/>
-              </w:rPr>
-              <w:t xml:space="preserve"> </w:t>
-            </w:r>
-            <w:r>
-              <w:rPr>
-                <w:rFonts w:ascii="Segoe UI Symbol" w:eastAsia="宋体" w:hAnsi="Segoe UI Symbol" w:cs="Segoe UI Symbol"/>
-                <w:b/>
-                <w:bCs/>
-                <w:kern w:val="0"/>
-                <w:sz w:val="24"/>
-                <w:szCs w:val="24"/>
-                <w14:ligatures w14:val="none"/>
-              </w:rPr>
-              <w:t>➔</w:t>
-            </w:r>
-            <w:r>
-              <w:rPr>
-                <w:rFonts w:ascii="Arial" w:eastAsia="宋体" w:hAnsi="Arial" w:cs="Arial"/>
-                <w:b/>
-                <w:bCs/>
-                <w:kern w:val="0"/>
-                <w:sz w:val="24"/>
-                <w:szCs w:val="24"/>
-                <w14:ligatures w14:val="none"/>
-              </w:rPr>
-              <w:t xml:space="preserve"> M9</w:t>
-            </w:r>
-            <w:r>
-              <w:rPr>
-                <w:rFonts w:ascii="Arial" w:eastAsia="宋体" w:hAnsi="Arial" w:cs="Arial"/>
-                <w:b/>
-                <w:bCs/>
-                <w:kern w:val="0"/>
-                <w:sz w:val="24"/>
-                <w:szCs w:val="24"/>
-                <w14:ligatures w14:val="none"/>
-              </w:rPr>
-              <w:t>（总结与三维地形教训）</w:t>
-            </w:r>
-          </w:p>
-        </w:tc>
-      </w:tr>
-      <w:tr>
-        <w:trPr>
-          <w:tblCellSpacing w:w="15" w:type="dxa"/>
-        </w:trPr>
-        <w:tc>
-          <w:tcPr>
-            <w:tcW w:w="3015" w:type="dxa"/>
-            <w:tcBorders>
-              <w:top w:val="single" w:sz="6" w:space="0" w:color="C4C7C5"/>
-              <w:left w:val="single" w:sz="6" w:space="0" w:color="C4C7C5"/>
-              <w:bottom w:val="single" w:sz="6" w:space="0" w:color="C4C7C5"/>
-              <w:right w:val="single" w:sz="6" w:space="0" w:color="C4C7C5"/>
-            </w:tcBorders>
-            <w:tcMar>
-              <w:top w:w="120" w:type="dxa"/>
-              <w:left w:w="180" w:type="dxa"/>
-              <w:bottom w:w="120" w:type="dxa"/>
-              <w:right w:w="180" w:type="dxa"/>
-            </w:tcMar>
-            <w:vAlign w:val="center"/>
-            <w:hideMark/>
-          </w:tcPr>
-          <w:p>
-            <w:pPr>
-              <w:widowControl/>
-              <w:jc w:val="left"/>
-              <w:rPr>
-                <w:rFonts w:ascii="Arial" w:eastAsia="宋体" w:hAnsi="Arial" w:cs="Arial"/>
-                <w:kern w:val="0"/>
-                <w:sz w:val="24"/>
-                <w:szCs w:val="24"/>
-                <w14:ligatures w14:val="none"/>
-              </w:rPr>
-            </w:pPr>
-            <w:r>
-              <w:rPr>
-                <w:rFonts w:ascii="Arial" w:eastAsia="宋体" w:hAnsi="Arial" w:cs="Arial"/>
-                <w:b/>
-                <w:bCs/>
-                <w:kern w:val="0"/>
-                <w:sz w:val="24"/>
-                <w:szCs w:val="24"/>
-                <w14:ligatures w14:val="none"/>
-              </w:rPr>
-              <w:t xml:space="preserve">2. </w:t>
-            </w:r>
-            <w:r>
-              <w:rPr>
-                <w:rFonts w:ascii="Arial" w:eastAsia="宋体" w:hAnsi="Arial" w:cs="Arial"/>
-                <w:b/>
-                <w:bCs/>
-                <w:kern w:val="0"/>
-                <w:sz w:val="24"/>
-                <w:szCs w:val="24"/>
-                <w14:ligatures w14:val="none"/>
-              </w:rPr>
-              <w:t>《论静态测试与动态测试》</w:t>
-            </w:r>
-          </w:p>
-          <w:p>
-            <w:pPr>
-              <w:widowControl/>
-              <w:jc w:val="left"/>
-              <w:rPr>
-                <w:rFonts w:ascii="Arial" w:eastAsia="宋体" w:hAnsi="Arial" w:cs="Arial"/>
-                <w:kern w:val="0"/>
-                <w:sz w:val="24"/>
-                <w:szCs w:val="24"/>
-                <w14:ligatures w14:val="none"/>
-              </w:rPr>
-            </w:pPr>
-            <w:r>
-              <w:rPr>
-                <w:rFonts w:ascii="Arial" w:eastAsia="宋体" w:hAnsi="Arial" w:cs="Arial"/>
-                <w:kern w:val="0"/>
-                <w:sz w:val="24"/>
-                <w:szCs w:val="24"/>
-                <w14:ligatures w14:val="none"/>
-              </w:rPr>
-              <w:br/>
-            </w:r>
-          </w:p>
-          <w:p>
-            <w:pPr>
-              <w:widowControl/>
-              <w:jc w:val="left"/>
-              <w:rPr>
-                <w:rFonts w:ascii="Arial" w:eastAsia="宋体" w:hAnsi="Arial" w:cs="Arial"/>
-                <w:kern w:val="0"/>
-                <w:sz w:val="24"/>
-                <w:szCs w:val="24"/>
-                <w14:ligatures w14:val="none"/>
-              </w:rPr>
-            </w:pPr>
-            <w:r>
-              <w:rPr>
-                <w:rFonts w:ascii="Arial" w:eastAsia="宋体" w:hAnsi="Arial" w:cs="Arial"/>
-                <w:kern w:val="0"/>
-                <w:sz w:val="24"/>
-                <w:szCs w:val="24"/>
-                <w14:ligatures w14:val="none"/>
-              </w:rPr>
-              <w:t>（近年高频考题）</w:t>
-            </w:r>
-          </w:p>
-        </w:tc>
-        <w:tc>
-          <w:tcPr>
-            <w:tcW w:w="5651" w:type="dxa"/>
-            <w:tcBorders>
-              <w:top w:val="single" w:sz="6" w:space="0" w:color="C4C7C5"/>
-              <w:left w:val="single" w:sz="6" w:space="0" w:color="C4C7C5"/>
-              <w:bottom w:val="single" w:sz="6" w:space="0" w:color="C4C7C5"/>
-              <w:right w:val="single" w:sz="6" w:space="0" w:color="C4C7C5"/>
-            </w:tcBorders>
-            <w:tcMar>
-              <w:top w:w="120" w:type="dxa"/>
-              <w:left w:w="180" w:type="dxa"/>
-              <w:bottom w:w="120" w:type="dxa"/>
-              <w:right w:w="180" w:type="dxa"/>
-            </w:tcMar>
-            <w:vAlign w:val="center"/>
-            <w:hideMark/>
-          </w:tcPr>
-          <w:p>
-            <w:pPr>
-              <w:widowControl/>
-              <w:jc w:val="left"/>
-              <w:rPr>
-                <w:rFonts w:ascii="Arial" w:eastAsia="宋体" w:hAnsi="Arial" w:cs="Arial"/>
-                <w:kern w:val="0"/>
-                <w:sz w:val="24"/>
-                <w:szCs w:val="24"/>
-                <w14:ligatures w14:val="none"/>
-              </w:rPr>
-            </w:pPr>
-            <w:r>
-              <w:rPr>
-                <w:rFonts w:ascii="Arial" w:eastAsia="宋体" w:hAnsi="Arial" w:cs="Arial"/>
-                <w:b/>
-                <w:bCs/>
-                <w:kern w:val="0"/>
-                <w:sz w:val="24"/>
-                <w:szCs w:val="24"/>
-                <w14:ligatures w14:val="none"/>
-              </w:rPr>
-              <w:t>M1</w:t>
-            </w:r>
-            <w:r>
-              <w:rPr>
-                <w:rFonts w:ascii="Arial" w:eastAsia="宋体" w:hAnsi="Arial" w:cs="Arial"/>
-                <w:b/>
-                <w:bCs/>
-                <w:kern w:val="0"/>
-                <w:sz w:val="24"/>
-                <w:szCs w:val="24"/>
-                <w14:ligatures w14:val="none"/>
-              </w:rPr>
-              <w:t>（背景）</w:t>
-            </w:r>
-            <w:r>
-              <w:rPr>
-                <w:rFonts w:ascii="Arial" w:eastAsia="宋体" w:hAnsi="Arial" w:cs="Arial"/>
-                <w:b/>
-                <w:bCs/>
-                <w:kern w:val="0"/>
-                <w:sz w:val="24"/>
-                <w:szCs w:val="24"/>
-                <w14:ligatures w14:val="none"/>
-              </w:rPr>
-              <w:t xml:space="preserve"> </w:t>
-            </w:r>
-            <w:r>
-              <w:rPr>
-                <w:rFonts w:ascii="Segoe UI Symbol" w:eastAsia="宋体" w:hAnsi="Segoe UI Symbol" w:cs="Segoe UI Symbol"/>
-                <w:b/>
-                <w:bCs/>
-                <w:kern w:val="0"/>
-                <w:sz w:val="24"/>
-                <w:szCs w:val="24"/>
-                <w14:ligatures w14:val="none"/>
-              </w:rPr>
-              <w:t>➔</w:t>
-            </w:r>
-            <w:r>
-              <w:rPr>
-                <w:rFonts w:ascii="Arial" w:eastAsia="宋体" w:hAnsi="Arial" w:cs="Arial"/>
-                <w:b/>
-                <w:bCs/>
-                <w:kern w:val="0"/>
-                <w:sz w:val="24"/>
-                <w:szCs w:val="24"/>
-                <w14:ligatures w14:val="none"/>
-              </w:rPr>
-              <w:t xml:space="preserve"> M2</w:t>
-            </w:r>
-            <w:r>
-              <w:rPr>
-                <w:rFonts w:ascii="Arial" w:eastAsia="宋体" w:hAnsi="Arial" w:cs="Arial"/>
-                <w:b/>
-                <w:bCs/>
-                <w:kern w:val="0"/>
-                <w:sz w:val="24"/>
-                <w:szCs w:val="24"/>
-                <w14:ligatures w14:val="none"/>
-              </w:rPr>
-              <w:t>（静态测试）</w:t>
-            </w:r>
-            <w:r>
-              <w:rPr>
-                <w:rFonts w:ascii="Arial" w:eastAsia="宋体" w:hAnsi="Arial" w:cs="Arial"/>
-                <w:b/>
-                <w:bCs/>
-                <w:kern w:val="0"/>
-                <w:sz w:val="24"/>
-                <w:szCs w:val="24"/>
-                <w14:ligatures w14:val="none"/>
-              </w:rPr>
-              <w:t xml:space="preserve"> </w:t>
-            </w:r>
-            <w:r>
-              <w:rPr>
-                <w:rFonts w:ascii="Segoe UI Symbol" w:eastAsia="宋体" w:hAnsi="Segoe UI Symbol" w:cs="Segoe UI Symbol"/>
-                <w:b/>
-                <w:bCs/>
-                <w:kern w:val="0"/>
-                <w:sz w:val="24"/>
-                <w:szCs w:val="24"/>
-                <w14:ligatures w14:val="none"/>
-              </w:rPr>
-              <w:t>➔</w:t>
-            </w:r>
-            <w:r>
-              <w:rPr>
-                <w:rFonts w:ascii="Arial" w:eastAsia="宋体" w:hAnsi="Arial" w:cs="Arial"/>
-                <w:b/>
-                <w:bCs/>
-                <w:kern w:val="0"/>
-                <w:sz w:val="24"/>
-                <w:szCs w:val="24"/>
-                <w14:ligatures w14:val="none"/>
-              </w:rPr>
-              <w:t xml:space="preserve"> M3</w:t>
-            </w:r>
-            <w:r>
-              <w:rPr>
-                <w:rFonts w:ascii="Arial" w:eastAsia="宋体" w:hAnsi="Arial" w:cs="Arial"/>
-                <w:b/>
-                <w:bCs/>
-                <w:kern w:val="0"/>
-                <w:sz w:val="24"/>
-                <w:szCs w:val="24"/>
-                <w14:ligatures w14:val="none"/>
-              </w:rPr>
-              <w:t>（动态测试及</w:t>
-            </w:r>
-            <w:r>
-              <w:rPr>
-                <w:rFonts w:ascii="Arial" w:eastAsia="宋体" w:hAnsi="Arial" w:cs="Arial"/>
-                <w:b/>
-                <w:bCs/>
-                <w:kern w:val="0"/>
-                <w:sz w:val="24"/>
-                <w:szCs w:val="24"/>
-                <w14:ligatures w14:val="none"/>
-              </w:rPr>
-              <w:t>25%</w:t>
-            </w:r>
-            <w:r>
-              <w:rPr>
-                <w:rFonts w:ascii="Arial" w:eastAsia="宋体" w:hAnsi="Arial" w:cs="Arial"/>
-                <w:b/>
-                <w:bCs/>
-                <w:kern w:val="0"/>
-                <w:sz w:val="24"/>
-                <w:szCs w:val="24"/>
-                <w14:ligatures w14:val="none"/>
-              </w:rPr>
-              <w:t>偏差案例）</w:t>
-            </w:r>
-            <w:r>
-              <w:rPr>
-                <w:rFonts w:ascii="Arial" w:eastAsia="宋体" w:hAnsi="Arial" w:cs="Arial"/>
-                <w:b/>
-                <w:bCs/>
-                <w:kern w:val="0"/>
-                <w:sz w:val="24"/>
-                <w:szCs w:val="24"/>
-                <w14:ligatures w14:val="none"/>
-              </w:rPr>
-              <w:t xml:space="preserve"> </w:t>
-            </w:r>
-            <w:r>
-              <w:rPr>
-                <w:rFonts w:ascii="Segoe UI Symbol" w:eastAsia="宋体" w:hAnsi="Segoe UI Symbol" w:cs="Segoe UI Symbol"/>
-                <w:b/>
-                <w:bCs/>
-                <w:kern w:val="0"/>
-                <w:sz w:val="24"/>
-                <w:szCs w:val="24"/>
-                <w14:ligatures w14:val="none"/>
-              </w:rPr>
-              <w:t>➔</w:t>
-            </w:r>
-            <w:r>
-              <w:rPr>
-                <w:rFonts w:ascii="Arial" w:eastAsia="宋体" w:hAnsi="Arial" w:cs="Arial"/>
-                <w:b/>
-                <w:bCs/>
-                <w:kern w:val="0"/>
-                <w:sz w:val="24"/>
-                <w:szCs w:val="24"/>
-                <w14:ligatures w14:val="none"/>
-              </w:rPr>
-              <w:t xml:space="preserve"> M4</w:t>
-            </w:r>
-            <w:r>
-              <w:rPr>
-                <w:rFonts w:ascii="Arial" w:eastAsia="宋体" w:hAnsi="Arial" w:cs="Arial"/>
-                <w:b/>
-                <w:bCs/>
-                <w:kern w:val="0"/>
-                <w:sz w:val="24"/>
-                <w:szCs w:val="24"/>
-                <w14:ligatures w14:val="none"/>
-              </w:rPr>
-              <w:t>（静动态对比）</w:t>
-            </w:r>
-            <w:r>
-              <w:rPr>
-                <w:rFonts w:ascii="Arial" w:eastAsia="宋体" w:hAnsi="Arial" w:cs="Arial"/>
-                <w:b/>
-                <w:bCs/>
-                <w:kern w:val="0"/>
-                <w:sz w:val="24"/>
-                <w:szCs w:val="24"/>
-                <w14:ligatures w14:val="none"/>
-              </w:rPr>
-              <w:t>+ M5</w:t>
-            </w:r>
-            <w:r>
-              <w:rPr>
-                <w:rFonts w:ascii="Arial" w:eastAsia="宋体" w:hAnsi="Arial" w:cs="Arial"/>
-                <w:b/>
-                <w:bCs/>
-                <w:kern w:val="0"/>
-                <w:sz w:val="24"/>
-                <w:szCs w:val="24"/>
-                <w14:ligatures w14:val="none"/>
-              </w:rPr>
-              <w:t>（简写流水线融合）</w:t>
-            </w:r>
-            <w:r>
-              <w:rPr>
-                <w:rFonts w:ascii="Arial" w:eastAsia="宋体" w:hAnsi="Arial" w:cs="Arial"/>
-                <w:b/>
-                <w:bCs/>
-                <w:kern w:val="0"/>
-                <w:sz w:val="24"/>
-                <w:szCs w:val="24"/>
-                <w14:ligatures w14:val="none"/>
-              </w:rPr>
-              <w:t xml:space="preserve"> </w:t>
-            </w:r>
-            <w:r>
-              <w:rPr>
-                <w:rFonts w:ascii="Segoe UI Symbol" w:eastAsia="宋体" w:hAnsi="Segoe UI Symbol" w:cs="Segoe UI Symbol"/>
-                <w:b/>
-                <w:bCs/>
-                <w:kern w:val="0"/>
-                <w:sz w:val="24"/>
-                <w:szCs w:val="24"/>
-                <w14:ligatures w14:val="none"/>
-              </w:rPr>
-              <w:t>➔</w:t>
-            </w:r>
-            <w:r>
-              <w:rPr>
-                <w:rFonts w:ascii="Arial" w:eastAsia="宋体" w:hAnsi="Arial" w:cs="Arial"/>
-                <w:b/>
-                <w:bCs/>
-                <w:kern w:val="0"/>
-                <w:sz w:val="24"/>
-                <w:szCs w:val="24"/>
-                <w14:ligatures w14:val="none"/>
-              </w:rPr>
-              <w:t xml:space="preserve"> M9</w:t>
-            </w:r>
-            <w:r>
-              <w:rPr>
-                <w:rFonts w:ascii="Arial" w:eastAsia="宋体" w:hAnsi="Arial" w:cs="Arial"/>
-                <w:b/>
-                <w:bCs/>
-                <w:kern w:val="0"/>
-                <w:sz w:val="24"/>
-                <w:szCs w:val="24"/>
-                <w14:ligatures w14:val="none"/>
-              </w:rPr>
-              <w:t>（总结与教训）</w:t>
-            </w:r>
-          </w:p>
-        </w:tc>
-      </w:tr>
-      <w:tr>
-        <w:trPr>
-          <w:tblCellSpacing w:w="15" w:type="dxa"/>
-        </w:trPr>
-        <w:tc>
-          <w:tcPr>
-            <w:tcW w:w="3015" w:type="dxa"/>
-            <w:tcBorders>
-              <w:top w:val="single" w:sz="6" w:space="0" w:color="C4C7C5"/>
-              <w:left w:val="single" w:sz="6" w:space="0" w:color="C4C7C5"/>
-              <w:bottom w:val="single" w:sz="6" w:space="0" w:color="C4C7C5"/>
-              <w:right w:val="single" w:sz="6" w:space="0" w:color="C4C7C5"/>
-            </w:tcBorders>
-            <w:tcMar>
-              <w:top w:w="120" w:type="dxa"/>
-              <w:left w:w="180" w:type="dxa"/>
-              <w:bottom w:w="120" w:type="dxa"/>
-              <w:right w:w="180" w:type="dxa"/>
-            </w:tcMar>
-            <w:vAlign w:val="center"/>
-            <w:hideMark/>
-          </w:tcPr>
-          <w:p>
-            <w:pPr>
-              <w:widowControl/>
-              <w:jc w:val="left"/>
-              <w:rPr>
-                <w:rFonts w:ascii="Arial" w:eastAsia="宋体" w:hAnsi="Arial" w:cs="Arial"/>
-                <w:kern w:val="0"/>
-                <w:sz w:val="24"/>
-                <w:szCs w:val="24"/>
-                <w14:ligatures w14:val="none"/>
-              </w:rPr>
-            </w:pPr>
-            <w:r>
-              <w:rPr>
-                <w:rFonts w:ascii="Arial" w:eastAsia="宋体" w:hAnsi="Arial" w:cs="Arial"/>
-                <w:b/>
-                <w:bCs/>
-                <w:kern w:val="0"/>
-                <w:sz w:val="24"/>
-                <w:szCs w:val="24"/>
-                <w14:ligatures w14:val="none"/>
-              </w:rPr>
-              <w:t xml:space="preserve">3. </w:t>
-            </w:r>
-            <w:r>
-              <w:rPr>
-                <w:rFonts w:ascii="Arial" w:eastAsia="宋体" w:hAnsi="Arial" w:cs="Arial"/>
-                <w:b/>
-                <w:bCs/>
-                <w:kern w:val="0"/>
-                <w:sz w:val="24"/>
-                <w:szCs w:val="24"/>
-                <w14:ligatures w14:val="none"/>
-              </w:rPr>
-              <w:t>《论传统测试与自动化测试的融合</w:t>
-            </w:r>
-            <w:r>
-              <w:rPr>
-                <w:rFonts w:ascii="Arial" w:eastAsia="宋体" w:hAnsi="Arial" w:cs="Arial"/>
-                <w:b/>
-                <w:bCs/>
-                <w:kern w:val="0"/>
-                <w:sz w:val="24"/>
-                <w:szCs w:val="24"/>
-                <w14:ligatures w14:val="none"/>
-              </w:rPr>
-              <w:t xml:space="preserve"> / </w:t>
-            </w:r>
-            <w:r>
-              <w:rPr>
-                <w:rFonts w:ascii="Arial" w:eastAsia="宋体" w:hAnsi="Arial" w:cs="Arial"/>
-                <w:b/>
-                <w:bCs/>
-                <w:kern w:val="0"/>
-                <w:sz w:val="24"/>
-                <w:szCs w:val="24"/>
-                <w14:ligatures w14:val="none"/>
-              </w:rPr>
-              <w:t>持续测试》</w:t>
-            </w:r>
-          </w:p>
-        </w:tc>
-        <w:tc>
-          <w:tcPr>
-            <w:tcW w:w="5651" w:type="dxa"/>
-            <w:tcBorders>
-              <w:top w:val="single" w:sz="6" w:space="0" w:color="C4C7C5"/>
-              <w:left w:val="single" w:sz="6" w:space="0" w:color="C4C7C5"/>
-              <w:bottom w:val="single" w:sz="6" w:space="0" w:color="C4C7C5"/>
-              <w:right w:val="single" w:sz="6" w:space="0" w:color="C4C7C5"/>
-            </w:tcBorders>
-            <w:tcMar>
-              <w:top w:w="120" w:type="dxa"/>
-              <w:left w:w="180" w:type="dxa"/>
-              <w:bottom w:w="120" w:type="dxa"/>
-              <w:right w:w="180" w:type="dxa"/>
-            </w:tcMar>
-            <w:vAlign w:val="center"/>
-            <w:hideMark/>
-          </w:tcPr>
-          <w:p>
-            <w:pPr>
-              <w:widowControl/>
-              <w:jc w:val="left"/>
-              <w:rPr>
-                <w:rFonts w:ascii="Arial" w:eastAsia="宋体" w:hAnsi="Arial" w:cs="Arial"/>
-                <w:kern w:val="0"/>
-                <w:sz w:val="24"/>
-                <w:szCs w:val="24"/>
-                <w14:ligatures w14:val="none"/>
-              </w:rPr>
-            </w:pPr>
-            <w:r>
-              <w:rPr>
-                <w:rFonts w:ascii="Arial" w:eastAsia="宋体" w:hAnsi="Arial" w:cs="Arial"/>
-                <w:b/>
-                <w:bCs/>
-                <w:kern w:val="0"/>
-                <w:sz w:val="24"/>
-                <w:szCs w:val="24"/>
-                <w14:ligatures w14:val="none"/>
-              </w:rPr>
-              <w:t>M1</w:t>
-            </w:r>
-            <w:r>
-              <w:rPr>
-                <w:rFonts w:ascii="Arial" w:eastAsia="宋体" w:hAnsi="Arial" w:cs="Arial"/>
-                <w:b/>
-                <w:bCs/>
-                <w:kern w:val="0"/>
-                <w:sz w:val="24"/>
-                <w:szCs w:val="24"/>
-                <w14:ligatures w14:val="none"/>
-              </w:rPr>
-              <w:t>（背景）</w:t>
-            </w:r>
-            <w:r>
-              <w:rPr>
-                <w:rFonts w:ascii="Arial" w:eastAsia="宋体" w:hAnsi="Arial" w:cs="Arial"/>
-                <w:b/>
-                <w:bCs/>
-                <w:kern w:val="0"/>
-                <w:sz w:val="24"/>
-                <w:szCs w:val="24"/>
-                <w14:ligatures w14:val="none"/>
-              </w:rPr>
-              <w:t xml:space="preserve"> </w:t>
-            </w:r>
-            <w:r>
-              <w:rPr>
-                <w:rFonts w:ascii="Segoe UI Symbol" w:eastAsia="宋体" w:hAnsi="Segoe UI Symbol" w:cs="Segoe UI Symbol"/>
-                <w:b/>
-                <w:bCs/>
-                <w:kern w:val="0"/>
-                <w:sz w:val="24"/>
-                <w:szCs w:val="24"/>
-                <w14:ligatures w14:val="none"/>
-              </w:rPr>
-              <w:t>➔</w:t>
-            </w:r>
-            <w:r>
-              <w:rPr>
-                <w:rFonts w:ascii="Arial" w:eastAsia="宋体" w:hAnsi="Arial" w:cs="Arial"/>
-                <w:b/>
-                <w:bCs/>
-                <w:kern w:val="0"/>
-                <w:sz w:val="24"/>
-                <w:szCs w:val="24"/>
-                <w14:ligatures w14:val="none"/>
-              </w:rPr>
-              <w:t xml:space="preserve"> M3</w:t>
-            </w:r>
-            <w:r>
-              <w:rPr>
-                <w:rFonts w:ascii="Arial" w:eastAsia="宋体" w:hAnsi="Arial" w:cs="Arial"/>
-                <w:b/>
-                <w:bCs/>
-                <w:kern w:val="0"/>
-                <w:sz w:val="24"/>
-                <w:szCs w:val="24"/>
-                <w14:ligatures w14:val="none"/>
-              </w:rPr>
-              <w:t>（先写传统功能与动态测试打底）</w:t>
-            </w:r>
-            <w:r>
-              <w:rPr>
-                <w:rFonts w:ascii="Arial" w:eastAsia="宋体" w:hAnsi="Arial" w:cs="Arial"/>
-                <w:b/>
-                <w:bCs/>
-                <w:kern w:val="0"/>
-                <w:sz w:val="24"/>
-                <w:szCs w:val="24"/>
-                <w14:ligatures w14:val="none"/>
-              </w:rPr>
-              <w:t xml:space="preserve"> </w:t>
-            </w:r>
-            <w:r>
-              <w:rPr>
-                <w:rFonts w:ascii="Segoe UI Symbol" w:eastAsia="宋体" w:hAnsi="Segoe UI Symbol" w:cs="Segoe UI Symbol"/>
-                <w:b/>
-                <w:bCs/>
-                <w:kern w:val="0"/>
-                <w:sz w:val="24"/>
-                <w:szCs w:val="24"/>
-                <w14:ligatures w14:val="none"/>
-              </w:rPr>
-              <w:t>➔</w:t>
-            </w:r>
-            <w:r>
-              <w:rPr>
-                <w:rFonts w:ascii="Arial" w:eastAsia="宋体" w:hAnsi="Arial" w:cs="Arial"/>
-                <w:b/>
-                <w:bCs/>
-                <w:kern w:val="0"/>
-                <w:sz w:val="24"/>
-                <w:szCs w:val="24"/>
-                <w14:ligatures w14:val="none"/>
-              </w:rPr>
-              <w:t xml:space="preserve"> M5</w:t>
-            </w:r>
-            <w:r>
-              <w:rPr>
-                <w:rFonts w:ascii="Arial" w:eastAsia="宋体" w:hAnsi="Arial" w:cs="Arial"/>
-                <w:b/>
-                <w:bCs/>
-                <w:kern w:val="0"/>
-                <w:sz w:val="24"/>
-                <w:szCs w:val="24"/>
-                <w14:ligatures w14:val="none"/>
-              </w:rPr>
-              <w:t>（重点写分层</w:t>
-            </w:r>
-            <w:r>
-              <w:rPr>
-                <w:rFonts w:ascii="Arial" w:eastAsia="宋体" w:hAnsi="Arial" w:cs="Arial"/>
-                <w:b/>
-                <w:bCs/>
-                <w:kern w:val="0"/>
-                <w:sz w:val="24"/>
-                <w:szCs w:val="24"/>
-                <w14:ligatures w14:val="none"/>
-              </w:rPr>
-              <w:t>/</w:t>
-            </w:r>
-            <w:r>
-              <w:rPr>
-                <w:rFonts w:ascii="Arial" w:eastAsia="宋体" w:hAnsi="Arial" w:cs="Arial"/>
-                <w:b/>
-                <w:bCs/>
-                <w:kern w:val="0"/>
-                <w:sz w:val="24"/>
-                <w:szCs w:val="24"/>
-                <w14:ligatures w14:val="none"/>
-              </w:rPr>
-              <w:t>流水线</w:t>
-            </w:r>
-            <w:r>
-              <w:rPr>
-                <w:rFonts w:ascii="Arial" w:eastAsia="宋体" w:hAnsi="Arial" w:cs="Arial"/>
-                <w:b/>
-                <w:bCs/>
-                <w:kern w:val="0"/>
-                <w:sz w:val="24"/>
-                <w:szCs w:val="24"/>
-                <w14:ligatures w14:val="none"/>
-              </w:rPr>
-              <w:t>/</w:t>
-            </w:r>
-            <w:r>
-              <w:rPr>
-                <w:rFonts w:ascii="Arial" w:eastAsia="宋体" w:hAnsi="Arial" w:cs="Arial"/>
-                <w:b/>
-                <w:bCs/>
-                <w:kern w:val="0"/>
-                <w:sz w:val="24"/>
-                <w:szCs w:val="24"/>
-                <w14:ligatures w14:val="none"/>
-              </w:rPr>
-              <w:t>智能融合）</w:t>
-            </w:r>
-            <w:r>
-              <w:rPr>
-                <w:rFonts w:ascii="Arial" w:eastAsia="宋体" w:hAnsi="Arial" w:cs="Arial"/>
-                <w:b/>
-                <w:bCs/>
-                <w:kern w:val="0"/>
-                <w:sz w:val="24"/>
-                <w:szCs w:val="24"/>
-                <w14:ligatures w14:val="none"/>
-              </w:rPr>
-              <w:t xml:space="preserve"> </w:t>
-            </w:r>
-            <w:r>
-              <w:rPr>
-                <w:rFonts w:ascii="Segoe UI Symbol" w:eastAsia="宋体" w:hAnsi="Segoe UI Symbol" w:cs="Segoe UI Symbol"/>
-                <w:b/>
-                <w:bCs/>
-                <w:kern w:val="0"/>
-                <w:sz w:val="24"/>
-                <w:szCs w:val="24"/>
-                <w14:ligatures w14:val="none"/>
-              </w:rPr>
-              <w:t>➔</w:t>
-            </w:r>
-            <w:r>
-              <w:rPr>
-                <w:rFonts w:ascii="Arial" w:eastAsia="宋体" w:hAnsi="Arial" w:cs="Arial"/>
-                <w:b/>
-                <w:bCs/>
-                <w:kern w:val="0"/>
-                <w:sz w:val="24"/>
-                <w:szCs w:val="24"/>
-                <w14:ligatures w14:val="none"/>
-              </w:rPr>
-              <w:t xml:space="preserve"> M2</w:t>
-            </w:r>
-            <w:r>
-              <w:rPr>
-                <w:rFonts w:ascii="Arial" w:eastAsia="宋体" w:hAnsi="Arial" w:cs="Arial"/>
-                <w:b/>
-                <w:bCs/>
-                <w:kern w:val="0"/>
-                <w:sz w:val="24"/>
-                <w:szCs w:val="24"/>
-                <w14:ligatures w14:val="none"/>
-              </w:rPr>
-              <w:t>或</w:t>
-            </w:r>
-            <w:r>
-              <w:rPr>
-                <w:rFonts w:ascii="Arial" w:eastAsia="宋体" w:hAnsi="Arial" w:cs="Arial"/>
-                <w:b/>
-                <w:bCs/>
-                <w:kern w:val="0"/>
-                <w:sz w:val="24"/>
-                <w:szCs w:val="24"/>
-                <w14:ligatures w14:val="none"/>
-              </w:rPr>
-              <w:t>M7</w:t>
-            </w:r>
-            <w:r>
-              <w:rPr>
-                <w:rFonts w:ascii="Arial" w:eastAsia="宋体" w:hAnsi="Arial" w:cs="Arial"/>
-                <w:b/>
-                <w:bCs/>
-                <w:kern w:val="0"/>
-                <w:sz w:val="24"/>
-                <w:szCs w:val="24"/>
-                <w14:ligatures w14:val="none"/>
-              </w:rPr>
-              <w:t>（作为流水线中的静态或夜间压测环节）</w:t>
-            </w:r>
-            <w:r>
-              <w:rPr>
-                <w:rFonts w:ascii="Arial" w:eastAsia="宋体" w:hAnsi="Arial" w:cs="Arial"/>
-                <w:b/>
-                <w:bCs/>
-                <w:kern w:val="0"/>
-                <w:sz w:val="24"/>
-                <w:szCs w:val="24"/>
-                <w14:ligatures w14:val="none"/>
-              </w:rPr>
-              <w:t xml:space="preserve"> </w:t>
-            </w:r>
-            <w:r>
-              <w:rPr>
-                <w:rFonts w:ascii="Segoe UI Symbol" w:eastAsia="宋体" w:hAnsi="Segoe UI Symbol" w:cs="Segoe UI Symbol"/>
-                <w:b/>
-                <w:bCs/>
-                <w:kern w:val="0"/>
-                <w:sz w:val="24"/>
-                <w:szCs w:val="24"/>
-                <w14:ligatures w14:val="none"/>
-              </w:rPr>
-              <w:t>➔</w:t>
-            </w:r>
-            <w:r>
-              <w:rPr>
-                <w:rFonts w:ascii="Arial" w:eastAsia="宋体" w:hAnsi="Arial" w:cs="Arial"/>
-                <w:b/>
-                <w:bCs/>
-                <w:kern w:val="0"/>
-                <w:sz w:val="24"/>
-                <w:szCs w:val="24"/>
-                <w14:ligatures w14:val="none"/>
-              </w:rPr>
-              <w:t xml:space="preserve"> M9</w:t>
-            </w:r>
-            <w:r>
-              <w:rPr>
-                <w:rFonts w:ascii="Arial" w:eastAsia="宋体" w:hAnsi="Arial" w:cs="Arial"/>
-                <w:b/>
-                <w:bCs/>
-                <w:kern w:val="0"/>
-                <w:sz w:val="24"/>
-                <w:szCs w:val="24"/>
-                <w14:ligatures w14:val="none"/>
-              </w:rPr>
-              <w:t>（总结与教训）</w:t>
-            </w:r>
-          </w:p>
-        </w:tc>
-      </w:tr>
-      <w:tr>
-        <w:trPr>
-          <w:tblCellSpacing w:w="15" w:type="dxa"/>
-        </w:trPr>
-        <w:tc>
-          <w:tcPr>
-            <w:tcW w:w="3015" w:type="dxa"/>
-            <w:tcBorders>
-              <w:top w:val="single" w:sz="6" w:space="0" w:color="C4C7C5"/>
-              <w:left w:val="single" w:sz="6" w:space="0" w:color="C4C7C5"/>
-              <w:bottom w:val="single" w:sz="6" w:space="0" w:color="C4C7C5"/>
-              <w:right w:val="single" w:sz="6" w:space="0" w:color="C4C7C5"/>
-            </w:tcBorders>
-            <w:tcMar>
-              <w:top w:w="120" w:type="dxa"/>
-              <w:left w:w="180" w:type="dxa"/>
-              <w:bottom w:w="120" w:type="dxa"/>
-              <w:right w:w="180" w:type="dxa"/>
-            </w:tcMar>
-            <w:vAlign w:val="center"/>
-            <w:hideMark/>
-          </w:tcPr>
-          <w:p>
-            <w:pPr>
-              <w:widowControl/>
-              <w:jc w:val="left"/>
-              <w:rPr>
-                <w:rFonts w:ascii="Arial" w:eastAsia="宋体" w:hAnsi="Arial" w:cs="Arial"/>
-                <w:kern w:val="0"/>
-                <w:sz w:val="24"/>
-                <w:szCs w:val="24"/>
-                <w14:ligatures w14:val="none"/>
-              </w:rPr>
-            </w:pPr>
-            <w:r>
-              <w:rPr>
-                <w:rFonts w:ascii="Arial" w:eastAsia="宋体" w:hAnsi="Arial" w:cs="Arial"/>
-                <w:b/>
-                <w:bCs/>
-                <w:kern w:val="0"/>
-                <w:sz w:val="24"/>
-                <w:szCs w:val="24"/>
-                <w14:ligatures w14:val="none"/>
-              </w:rPr>
-              <w:t xml:space="preserve">4. </w:t>
-            </w:r>
-            <w:r>
-              <w:rPr>
-                <w:rFonts w:ascii="Arial" w:eastAsia="宋体" w:hAnsi="Arial" w:cs="Arial"/>
-                <w:b/>
-                <w:bCs/>
-                <w:kern w:val="0"/>
-                <w:sz w:val="24"/>
-                <w:szCs w:val="24"/>
-                <w14:ligatures w14:val="none"/>
-              </w:rPr>
-              <w:t>《论</w:t>
-            </w:r>
-            <w:r>
-              <w:rPr>
-                <w:rFonts w:ascii="Arial" w:eastAsia="宋体" w:hAnsi="Arial" w:cs="Arial"/>
-                <w:b/>
-                <w:bCs/>
-                <w:kern w:val="0"/>
-                <w:sz w:val="24"/>
-                <w:szCs w:val="24"/>
-                <w14:ligatures w14:val="none"/>
-              </w:rPr>
-              <w:t xml:space="preserve">AI / </w:t>
-            </w:r>
-            <w:r>
-              <w:rPr>
-                <w:rFonts w:ascii="Arial" w:eastAsia="宋体" w:hAnsi="Arial" w:cs="Arial"/>
-                <w:b/>
-                <w:bCs/>
-                <w:kern w:val="0"/>
-                <w:sz w:val="24"/>
-                <w:szCs w:val="24"/>
-                <w14:ligatures w14:val="none"/>
-              </w:rPr>
-              <w:t>大语言模型在软件测试中的应用》</w:t>
-            </w:r>
-          </w:p>
-        </w:tc>
-        <w:tc>
-          <w:tcPr>
-            <w:tcW w:w="5651" w:type="dxa"/>
-            <w:tcBorders>
-              <w:top w:val="single" w:sz="6" w:space="0" w:color="C4C7C5"/>
-              <w:left w:val="single" w:sz="6" w:space="0" w:color="C4C7C5"/>
-              <w:bottom w:val="single" w:sz="6" w:space="0" w:color="C4C7C5"/>
-              <w:right w:val="single" w:sz="6" w:space="0" w:color="C4C7C5"/>
-            </w:tcBorders>
-            <w:tcMar>
-              <w:top w:w="120" w:type="dxa"/>
-              <w:left w:w="180" w:type="dxa"/>
-              <w:bottom w:w="120" w:type="dxa"/>
-              <w:right w:w="180" w:type="dxa"/>
-            </w:tcMar>
-            <w:vAlign w:val="center"/>
-            <w:hideMark/>
-          </w:tcPr>
-          <w:p>
-            <w:pPr>
-              <w:widowControl/>
-              <w:jc w:val="left"/>
-              <w:rPr>
-                <w:rFonts w:ascii="Arial" w:eastAsia="宋体" w:hAnsi="Arial" w:cs="Arial"/>
-                <w:kern w:val="0"/>
-                <w:sz w:val="24"/>
-                <w:szCs w:val="24"/>
-                <w14:ligatures w14:val="none"/>
-              </w:rPr>
-            </w:pPr>
-            <w:r>
-              <w:rPr>
-                <w:rFonts w:ascii="Arial" w:eastAsia="宋体" w:hAnsi="Arial" w:cs="Arial"/>
-                <w:b/>
-                <w:bCs/>
-                <w:kern w:val="0"/>
-                <w:sz w:val="24"/>
-                <w:szCs w:val="24"/>
-                <w14:ligatures w14:val="none"/>
-              </w:rPr>
-              <w:t>M1</w:t>
-            </w:r>
-            <w:r>
-              <w:rPr>
-                <w:rFonts w:ascii="Arial" w:eastAsia="宋体" w:hAnsi="Arial" w:cs="Arial"/>
-                <w:b/>
-                <w:bCs/>
-                <w:kern w:val="0"/>
-                <w:sz w:val="24"/>
-                <w:szCs w:val="24"/>
-                <w14:ligatures w14:val="none"/>
-              </w:rPr>
-              <w:t>（背景）</w:t>
-            </w:r>
-            <w:r>
-              <w:rPr>
-                <w:rFonts w:ascii="Arial" w:eastAsia="宋体" w:hAnsi="Arial" w:cs="Arial"/>
-                <w:b/>
-                <w:bCs/>
-                <w:kern w:val="0"/>
-                <w:sz w:val="24"/>
-                <w:szCs w:val="24"/>
-                <w14:ligatures w14:val="none"/>
-              </w:rPr>
-              <w:t xml:space="preserve"> </w:t>
-            </w:r>
-            <w:r>
-              <w:rPr>
-                <w:rFonts w:ascii="Segoe UI Symbol" w:eastAsia="宋体" w:hAnsi="Segoe UI Symbol" w:cs="Segoe UI Symbol"/>
-                <w:b/>
-                <w:bCs/>
-                <w:kern w:val="0"/>
-                <w:sz w:val="24"/>
-                <w:szCs w:val="24"/>
-                <w14:ligatures w14:val="none"/>
-              </w:rPr>
-              <w:t>➔</w:t>
-            </w:r>
-            <w:r>
-              <w:rPr>
-                <w:rFonts w:ascii="Arial" w:eastAsia="宋体" w:hAnsi="Arial" w:cs="Arial"/>
-                <w:b/>
-                <w:bCs/>
-                <w:kern w:val="0"/>
-                <w:sz w:val="24"/>
-                <w:szCs w:val="24"/>
-                <w14:ligatures w14:val="none"/>
-              </w:rPr>
-              <w:t xml:space="preserve"> M3</w:t>
-            </w:r>
-            <w:r>
-              <w:rPr>
-                <w:rFonts w:ascii="Arial" w:eastAsia="宋体" w:hAnsi="Arial" w:cs="Arial"/>
-                <w:b/>
-                <w:bCs/>
-                <w:kern w:val="0"/>
-                <w:sz w:val="24"/>
-                <w:szCs w:val="24"/>
-                <w14:ligatures w14:val="none"/>
-              </w:rPr>
-              <w:t>（动态功能测试需求）</w:t>
-            </w:r>
-            <w:r>
-              <w:rPr>
-                <w:rFonts w:ascii="Arial" w:eastAsia="宋体" w:hAnsi="Arial" w:cs="Arial"/>
-                <w:b/>
-                <w:bCs/>
-                <w:kern w:val="0"/>
-                <w:sz w:val="24"/>
-                <w:szCs w:val="24"/>
-                <w14:ligatures w14:val="none"/>
-              </w:rPr>
-              <w:t xml:space="preserve"> </w:t>
-            </w:r>
-            <w:r>
-              <w:rPr>
-                <w:rFonts w:ascii="Segoe UI Symbol" w:eastAsia="宋体" w:hAnsi="Segoe UI Symbol" w:cs="Segoe UI Symbol"/>
-                <w:b/>
-                <w:bCs/>
-                <w:kern w:val="0"/>
-                <w:sz w:val="24"/>
-                <w:szCs w:val="24"/>
-                <w14:ligatures w14:val="none"/>
-              </w:rPr>
-              <w:t>➔</w:t>
-            </w:r>
-            <w:r>
-              <w:rPr>
-                <w:rFonts w:ascii="Arial" w:eastAsia="宋体" w:hAnsi="Arial" w:cs="Arial"/>
-                <w:b/>
-                <w:bCs/>
-                <w:kern w:val="0"/>
-                <w:sz w:val="24"/>
-                <w:szCs w:val="24"/>
-                <w14:ligatures w14:val="none"/>
-              </w:rPr>
-              <w:t xml:space="preserve"> M6</w:t>
-            </w:r>
-            <w:r>
-              <w:rPr>
-                <w:rFonts w:ascii="Arial" w:eastAsia="宋体" w:hAnsi="Arial" w:cs="Arial"/>
-                <w:b/>
-                <w:bCs/>
-                <w:kern w:val="0"/>
-                <w:sz w:val="24"/>
-                <w:szCs w:val="24"/>
-                <w14:ligatures w14:val="none"/>
-              </w:rPr>
-              <w:t>（重点写大模型</w:t>
-            </w:r>
-            <w:r>
-              <w:rPr>
-                <w:rFonts w:ascii="Arial" w:eastAsia="宋体" w:hAnsi="Arial" w:cs="Arial"/>
-                <w:b/>
-                <w:bCs/>
-                <w:kern w:val="0"/>
-                <w:sz w:val="24"/>
-                <w:szCs w:val="24"/>
-                <w14:ligatures w14:val="none"/>
-              </w:rPr>
-              <w:t>5</w:t>
-            </w:r>
-            <w:r>
-              <w:rPr>
-                <w:rFonts w:ascii="Arial" w:eastAsia="宋体" w:hAnsi="Arial" w:cs="Arial"/>
-                <w:b/>
-                <w:bCs/>
-                <w:kern w:val="0"/>
-                <w:sz w:val="24"/>
-                <w:szCs w:val="24"/>
-                <w14:ligatures w14:val="none"/>
-              </w:rPr>
-              <w:t>场景</w:t>
-            </w:r>
-            <w:r>
-              <w:rPr>
-                <w:rFonts w:ascii="Arial" w:eastAsia="宋体" w:hAnsi="Arial" w:cs="Arial"/>
-                <w:b/>
-                <w:bCs/>
-                <w:kern w:val="0"/>
-                <w:sz w:val="24"/>
-                <w:szCs w:val="24"/>
-                <w14:ligatures w14:val="none"/>
-              </w:rPr>
-              <w:t>+4</w:t>
-            </w:r>
-            <w:r>
-              <w:rPr>
-                <w:rFonts w:ascii="Arial" w:eastAsia="宋体" w:hAnsi="Arial" w:cs="Arial"/>
-                <w:b/>
-                <w:bCs/>
-                <w:kern w:val="0"/>
-                <w:sz w:val="24"/>
-                <w:szCs w:val="24"/>
-                <w14:ligatures w14:val="none"/>
-              </w:rPr>
-              <w:t>条铁律治理）</w:t>
-            </w:r>
-            <w:r>
-              <w:rPr>
-                <w:rFonts w:ascii="Arial" w:eastAsia="宋体" w:hAnsi="Arial" w:cs="Arial"/>
-                <w:b/>
-                <w:bCs/>
-                <w:kern w:val="0"/>
-                <w:sz w:val="24"/>
-                <w:szCs w:val="24"/>
-                <w14:ligatures w14:val="none"/>
-              </w:rPr>
-              <w:t xml:space="preserve"> </w:t>
-            </w:r>
-            <w:r>
-              <w:rPr>
-                <w:rFonts w:ascii="Segoe UI Symbol" w:eastAsia="宋体" w:hAnsi="Segoe UI Symbol" w:cs="Segoe UI Symbol"/>
-                <w:b/>
-                <w:bCs/>
-                <w:kern w:val="0"/>
-                <w:sz w:val="24"/>
-                <w:szCs w:val="24"/>
-                <w14:ligatures w14:val="none"/>
-              </w:rPr>
-              <w:t>➔</w:t>
-            </w:r>
-            <w:r>
-              <w:rPr>
-                <w:rFonts w:ascii="Arial" w:eastAsia="宋体" w:hAnsi="Arial" w:cs="Arial"/>
-                <w:b/>
-                <w:bCs/>
-                <w:kern w:val="0"/>
-                <w:sz w:val="24"/>
-                <w:szCs w:val="24"/>
-                <w14:ligatures w14:val="none"/>
-              </w:rPr>
-              <w:t xml:space="preserve"> M5</w:t>
-            </w:r>
-            <w:r>
-              <w:rPr>
-                <w:rFonts w:ascii="Arial" w:eastAsia="宋体" w:hAnsi="Arial" w:cs="Arial"/>
-                <w:b/>
-                <w:bCs/>
-                <w:kern w:val="0"/>
-                <w:sz w:val="24"/>
-                <w:szCs w:val="24"/>
-                <w14:ligatures w14:val="none"/>
-              </w:rPr>
-              <w:t>（写大模型如何融入自动化流水线）</w:t>
-            </w:r>
-            <w:r>
-              <w:rPr>
-                <w:rFonts w:ascii="Arial" w:eastAsia="宋体" w:hAnsi="Arial" w:cs="Arial"/>
-                <w:b/>
-                <w:bCs/>
-                <w:kern w:val="0"/>
-                <w:sz w:val="24"/>
-                <w:szCs w:val="24"/>
-                <w14:ligatures w14:val="none"/>
-              </w:rPr>
-              <w:t xml:space="preserve"> </w:t>
-            </w:r>
-            <w:r>
-              <w:rPr>
-                <w:rFonts w:ascii="Segoe UI Symbol" w:eastAsia="宋体" w:hAnsi="Segoe UI Symbol" w:cs="Segoe UI Symbol"/>
-                <w:b/>
-                <w:bCs/>
-                <w:kern w:val="0"/>
-                <w:sz w:val="24"/>
-                <w:szCs w:val="24"/>
-                <w14:ligatures w14:val="none"/>
-              </w:rPr>
-              <w:t>➔</w:t>
-            </w:r>
-            <w:r>
-              <w:rPr>
-                <w:rFonts w:ascii="Arial" w:eastAsia="宋体" w:hAnsi="Arial" w:cs="Arial"/>
-                <w:b/>
-                <w:bCs/>
-                <w:kern w:val="0"/>
-                <w:sz w:val="24"/>
-                <w:szCs w:val="24"/>
-                <w14:ligatures w14:val="none"/>
-              </w:rPr>
-              <w:t xml:space="preserve"> M9</w:t>
-            </w:r>
-            <w:r>
-              <w:rPr>
-                <w:rFonts w:ascii="Arial" w:eastAsia="宋体" w:hAnsi="Arial" w:cs="Arial"/>
-                <w:b/>
-                <w:bCs/>
-                <w:kern w:val="0"/>
-                <w:sz w:val="24"/>
-                <w:szCs w:val="24"/>
-                <w14:ligatures w14:val="none"/>
-              </w:rPr>
-              <w:t>（总结与教训）</w:t>
-            </w:r>
-          </w:p>
-        </w:tc>
-      </w:tr>
-      <w:tr>
-        <w:trPr>
-          <w:tblCellSpacing w:w="15" w:type="dxa"/>
-        </w:trPr>
-        <w:tc>
-          <w:tcPr>
-            <w:tcW w:w="3015" w:type="dxa"/>
-            <w:tcBorders>
-              <w:top w:val="single" w:sz="6" w:space="0" w:color="C4C7C5"/>
-              <w:left w:val="single" w:sz="6" w:space="0" w:color="C4C7C5"/>
-              <w:bottom w:val="single" w:sz="6" w:space="0" w:color="C4C7C5"/>
-              <w:right w:val="single" w:sz="6" w:space="0" w:color="C4C7C5"/>
-            </w:tcBorders>
-            <w:tcMar>
-              <w:top w:w="120" w:type="dxa"/>
-              <w:left w:w="180" w:type="dxa"/>
-              <w:bottom w:w="120" w:type="dxa"/>
-              <w:right w:w="180" w:type="dxa"/>
-            </w:tcMar>
-            <w:vAlign w:val="center"/>
-            <w:hideMark/>
-          </w:tcPr>
-          <w:p>
-            <w:pPr>
-              <w:widowControl/>
-              <w:jc w:val="left"/>
-              <w:rPr>
-                <w:rFonts w:ascii="Arial" w:eastAsia="宋体" w:hAnsi="Arial" w:cs="Arial"/>
-                <w:kern w:val="0"/>
-                <w:sz w:val="24"/>
-                <w:szCs w:val="24"/>
-                <w14:ligatures w14:val="none"/>
-              </w:rPr>
-            </w:pPr>
-            <w:r>
-              <w:rPr>
-                <w:rFonts w:ascii="Arial" w:eastAsia="宋体" w:hAnsi="Arial" w:cs="Arial"/>
-                <w:b/>
-                <w:bCs/>
-                <w:kern w:val="0"/>
-                <w:sz w:val="24"/>
-                <w:szCs w:val="24"/>
-                <w14:ligatures w14:val="none"/>
-              </w:rPr>
-              <w:t xml:space="preserve">5. </w:t>
-            </w:r>
-            <w:r>
-              <w:rPr>
-                <w:rFonts w:ascii="Arial" w:eastAsia="宋体" w:hAnsi="Arial" w:cs="Arial"/>
-                <w:b/>
-                <w:bCs/>
-                <w:kern w:val="0"/>
-                <w:sz w:val="24"/>
-                <w:szCs w:val="24"/>
-                <w14:ligatures w14:val="none"/>
-              </w:rPr>
-              <w:t>《论微服务架构下的软件测试》</w:t>
-            </w:r>
-          </w:p>
-        </w:tc>
-        <w:tc>
-          <w:tcPr>
-            <w:tcW w:w="5651" w:type="dxa"/>
-            <w:tcBorders>
-              <w:top w:val="single" w:sz="6" w:space="0" w:color="C4C7C5"/>
-              <w:left w:val="single" w:sz="6" w:space="0" w:color="C4C7C5"/>
-              <w:bottom w:val="single" w:sz="6" w:space="0" w:color="C4C7C5"/>
-              <w:right w:val="single" w:sz="6" w:space="0" w:color="C4C7C5"/>
-            </w:tcBorders>
-            <w:tcMar>
-              <w:top w:w="120" w:type="dxa"/>
-              <w:left w:w="180" w:type="dxa"/>
-              <w:bottom w:w="120" w:type="dxa"/>
-              <w:right w:w="180" w:type="dxa"/>
-            </w:tcMar>
-            <w:vAlign w:val="center"/>
-            <w:hideMark/>
-          </w:tcPr>
-          <w:p>
-            <w:pPr>
-              <w:widowControl/>
-              <w:jc w:val="left"/>
-              <w:rPr>
-                <w:rFonts w:ascii="Arial" w:eastAsia="宋体" w:hAnsi="Arial" w:cs="Arial"/>
-                <w:kern w:val="0"/>
-                <w:sz w:val="24"/>
-                <w:szCs w:val="24"/>
-                <w14:ligatures w14:val="none"/>
-              </w:rPr>
-            </w:pPr>
-            <w:r>
-              <w:rPr>
-                <w:rFonts w:ascii="Arial" w:eastAsia="宋体" w:hAnsi="Arial" w:cs="Arial"/>
-                <w:b/>
-                <w:bCs/>
-                <w:kern w:val="0"/>
-                <w:sz w:val="24"/>
-                <w:szCs w:val="24"/>
-                <w14:ligatures w14:val="none"/>
-              </w:rPr>
-              <w:t>M1</w:t>
-            </w:r>
-            <w:r>
-              <w:rPr>
-                <w:rFonts w:ascii="Arial" w:eastAsia="宋体" w:hAnsi="Arial" w:cs="Arial"/>
-                <w:b/>
-                <w:bCs/>
-                <w:kern w:val="0"/>
-                <w:sz w:val="24"/>
-                <w:szCs w:val="24"/>
-                <w14:ligatures w14:val="none"/>
-              </w:rPr>
-              <w:t>（背景）</w:t>
-            </w:r>
-            <w:r>
-              <w:rPr>
-                <w:rFonts w:ascii="Arial" w:eastAsia="宋体" w:hAnsi="Arial" w:cs="Arial"/>
-                <w:b/>
-                <w:bCs/>
-                <w:kern w:val="0"/>
-                <w:sz w:val="24"/>
-                <w:szCs w:val="24"/>
-                <w14:ligatures w14:val="none"/>
-              </w:rPr>
-              <w:t xml:space="preserve"> </w:t>
-            </w:r>
-            <w:r>
-              <w:rPr>
-                <w:rFonts w:ascii="Segoe UI Symbol" w:eastAsia="宋体" w:hAnsi="Segoe UI Symbol" w:cs="Segoe UI Symbol"/>
-                <w:b/>
-                <w:bCs/>
-                <w:kern w:val="0"/>
-                <w:sz w:val="24"/>
-                <w:szCs w:val="24"/>
-                <w14:ligatures w14:val="none"/>
-              </w:rPr>
-              <w:t>➔</w:t>
-            </w:r>
-            <w:r>
-              <w:rPr>
-                <w:rFonts w:ascii="Arial" w:eastAsia="宋体" w:hAnsi="Arial" w:cs="Arial"/>
-                <w:b/>
-                <w:bCs/>
-                <w:kern w:val="0"/>
-                <w:sz w:val="24"/>
-                <w:szCs w:val="24"/>
-                <w14:ligatures w14:val="none"/>
-              </w:rPr>
-              <w:t xml:space="preserve"> M8</w:t>
-            </w:r>
-            <w:r>
-              <w:rPr>
-                <w:rFonts w:ascii="Arial" w:eastAsia="宋体" w:hAnsi="Arial" w:cs="Arial"/>
-                <w:b/>
-                <w:bCs/>
-                <w:kern w:val="0"/>
-                <w:sz w:val="24"/>
-                <w:szCs w:val="24"/>
-                <w14:ligatures w14:val="none"/>
-              </w:rPr>
-              <w:t>（重点写微服务</w:t>
-            </w:r>
-            <w:r>
-              <w:rPr>
-                <w:rFonts w:ascii="Arial" w:eastAsia="宋体" w:hAnsi="Arial" w:cs="Arial"/>
-                <w:b/>
-                <w:bCs/>
-                <w:kern w:val="0"/>
-                <w:sz w:val="24"/>
-                <w:szCs w:val="24"/>
-                <w14:ligatures w14:val="none"/>
-              </w:rPr>
-              <w:t>3</w:t>
-            </w:r>
-            <w:r>
-              <w:rPr>
-                <w:rFonts w:ascii="Arial" w:eastAsia="宋体" w:hAnsi="Arial" w:cs="Arial"/>
-                <w:b/>
-                <w:bCs/>
-                <w:kern w:val="0"/>
-                <w:sz w:val="24"/>
-                <w:szCs w:val="24"/>
-                <w14:ligatures w14:val="none"/>
-              </w:rPr>
-              <w:t>大痛点与组件</w:t>
-            </w:r>
-            <w:r>
-              <w:rPr>
-                <w:rFonts w:ascii="Arial" w:eastAsia="宋体" w:hAnsi="Arial" w:cs="Arial"/>
-                <w:b/>
-                <w:bCs/>
-                <w:kern w:val="0"/>
-                <w:sz w:val="24"/>
-                <w:szCs w:val="24"/>
-                <w14:ligatures w14:val="none"/>
-              </w:rPr>
-              <w:t>/</w:t>
-            </w:r>
-            <w:r>
-              <w:rPr>
-                <w:rFonts w:ascii="Arial" w:eastAsia="宋体" w:hAnsi="Arial" w:cs="Arial"/>
-                <w:b/>
-                <w:bCs/>
-                <w:kern w:val="0"/>
-                <w:sz w:val="24"/>
-                <w:szCs w:val="24"/>
-                <w14:ligatures w14:val="none"/>
-              </w:rPr>
-              <w:t>契约</w:t>
-            </w:r>
-            <w:r>
-              <w:rPr>
-                <w:rFonts w:ascii="Arial" w:eastAsia="宋体" w:hAnsi="Arial" w:cs="Arial"/>
-                <w:b/>
-                <w:bCs/>
-                <w:kern w:val="0"/>
-                <w:sz w:val="24"/>
-                <w:szCs w:val="24"/>
-                <w14:ligatures w14:val="none"/>
-              </w:rPr>
-              <w:t>/</w:t>
-            </w:r>
-            <w:r>
-              <w:rPr>
-                <w:rFonts w:ascii="Arial" w:eastAsia="宋体" w:hAnsi="Arial" w:cs="Arial"/>
-                <w:b/>
-                <w:bCs/>
-                <w:kern w:val="0"/>
-                <w:sz w:val="24"/>
-                <w:szCs w:val="24"/>
-                <w14:ligatures w14:val="none"/>
-              </w:rPr>
-              <w:t>容错方案）</w:t>
-            </w:r>
-            <w:r>
-              <w:rPr>
-                <w:rFonts w:ascii="Arial" w:eastAsia="宋体" w:hAnsi="Arial" w:cs="Arial"/>
-                <w:b/>
-                <w:bCs/>
-                <w:kern w:val="0"/>
-                <w:sz w:val="24"/>
-                <w:szCs w:val="24"/>
-                <w14:ligatures w14:val="none"/>
-              </w:rPr>
-              <w:t xml:space="preserve"> </w:t>
-            </w:r>
-            <w:r>
-              <w:rPr>
-                <w:rFonts w:ascii="Segoe UI Symbol" w:eastAsia="宋体" w:hAnsi="Segoe UI Symbol" w:cs="Segoe UI Symbol"/>
-                <w:b/>
-                <w:bCs/>
-                <w:kern w:val="0"/>
-                <w:sz w:val="24"/>
-                <w:szCs w:val="24"/>
-                <w14:ligatures w14:val="none"/>
-              </w:rPr>
-              <w:t>➔</w:t>
-            </w:r>
-            <w:r>
-              <w:rPr>
-                <w:rFonts w:ascii="Arial" w:eastAsia="宋体" w:hAnsi="Arial" w:cs="Arial"/>
-                <w:b/>
-                <w:bCs/>
-                <w:kern w:val="0"/>
-                <w:sz w:val="24"/>
-                <w:szCs w:val="24"/>
-                <w14:ligatures w14:val="none"/>
-              </w:rPr>
-              <w:t xml:space="preserve"> M5</w:t>
-            </w:r>
-            <w:r>
-              <w:rPr>
-                <w:rFonts w:ascii="Arial" w:eastAsia="宋体" w:hAnsi="Arial" w:cs="Arial"/>
-                <w:b/>
-                <w:bCs/>
-                <w:kern w:val="0"/>
-                <w:sz w:val="24"/>
-                <w:szCs w:val="24"/>
-                <w14:ligatures w14:val="none"/>
-              </w:rPr>
-              <w:t>（自动化流水线支撑）</w:t>
-            </w:r>
-            <w:r>
-              <w:rPr>
-                <w:rFonts w:ascii="Arial" w:eastAsia="宋体" w:hAnsi="Arial" w:cs="Arial"/>
-                <w:b/>
-                <w:bCs/>
-                <w:kern w:val="0"/>
-                <w:sz w:val="24"/>
-                <w:szCs w:val="24"/>
-                <w14:ligatures w14:val="none"/>
-              </w:rPr>
-              <w:t xml:space="preserve"> </w:t>
-            </w:r>
-            <w:r>
-              <w:rPr>
-                <w:rFonts w:ascii="Segoe UI Symbol" w:eastAsia="宋体" w:hAnsi="Segoe UI Symbol" w:cs="Segoe UI Symbol"/>
-                <w:b/>
-                <w:bCs/>
-                <w:kern w:val="0"/>
-                <w:sz w:val="24"/>
-                <w:szCs w:val="24"/>
-                <w14:ligatures w14:val="none"/>
-              </w:rPr>
-              <w:t>➔</w:t>
-            </w:r>
-            <w:r>
-              <w:rPr>
-                <w:rFonts w:ascii="Arial" w:eastAsia="宋体" w:hAnsi="Arial" w:cs="Arial"/>
-                <w:b/>
-                <w:bCs/>
-                <w:kern w:val="0"/>
-                <w:sz w:val="24"/>
-                <w:szCs w:val="24"/>
-                <w14:ligatures w14:val="none"/>
-              </w:rPr>
-              <w:t xml:space="preserve"> M7</w:t>
-            </w:r>
-            <w:r>
-              <w:rPr>
-                <w:rFonts w:ascii="Arial" w:eastAsia="宋体" w:hAnsi="Arial" w:cs="Arial"/>
-                <w:b/>
-                <w:bCs/>
-                <w:kern w:val="0"/>
-                <w:sz w:val="24"/>
-                <w:szCs w:val="24"/>
-                <w14:ligatures w14:val="none"/>
-              </w:rPr>
-              <w:t>（分布式高并发压测与扩容）</w:t>
-            </w:r>
-            <w:r>
-              <w:rPr>
-                <w:rFonts w:ascii="Arial" w:eastAsia="宋体" w:hAnsi="Arial" w:cs="Arial"/>
-                <w:b/>
-                <w:bCs/>
-                <w:kern w:val="0"/>
-                <w:sz w:val="24"/>
-                <w:szCs w:val="24"/>
-                <w14:ligatures w14:val="none"/>
-              </w:rPr>
-              <w:t xml:space="preserve"> </w:t>
-            </w:r>
-            <w:r>
-              <w:rPr>
-                <w:rFonts w:ascii="Segoe UI Symbol" w:eastAsia="宋体" w:hAnsi="Segoe UI Symbol" w:cs="Segoe UI Symbol"/>
-                <w:b/>
-                <w:bCs/>
-                <w:kern w:val="0"/>
-                <w:sz w:val="24"/>
-                <w:szCs w:val="24"/>
-                <w14:ligatures w14:val="none"/>
-              </w:rPr>
-              <w:t>➔</w:t>
-            </w:r>
-            <w:r>
-              <w:rPr>
-                <w:rFonts w:ascii="Arial" w:eastAsia="宋体" w:hAnsi="Arial" w:cs="Arial"/>
-                <w:b/>
-                <w:bCs/>
-                <w:kern w:val="0"/>
-                <w:sz w:val="24"/>
-                <w:szCs w:val="24"/>
-                <w14:ligatures w14:val="none"/>
-              </w:rPr>
-              <w:t xml:space="preserve"> M9</w:t>
-            </w:r>
-            <w:r>
-              <w:rPr>
-                <w:rFonts w:ascii="Arial" w:eastAsia="宋体" w:hAnsi="Arial" w:cs="Arial"/>
-                <w:b/>
-                <w:bCs/>
-                <w:kern w:val="0"/>
-                <w:sz w:val="24"/>
-                <w:szCs w:val="24"/>
-                <w14:ligatures w14:val="none"/>
-              </w:rPr>
-              <w:t>（总结与教训）</w:t>
-            </w:r>
-          </w:p>
-        </w:tc>
-      </w:tr>
-    </w:tbl>
-    <w:p>
-      <w:pPr>
-        <w:widowControl/>
-        <w:spacing w:after="100" w:afterAutospacing="1"/>
-        <w:jc w:val="left"/>
-        <w:outlineLvl w:val="2"/>
         <w:rPr>
           <w:rFonts w:ascii="Arial" w:eastAsia="宋体" w:hAnsi="Arial" w:cs="Arial"/>
           <w:b/>
@@ -13754,7 +11178,6 @@
           <w:szCs w:val="24"/>
           <w14:ligatures w14:val="none"/>
         </w:rPr>
-        <w:lastRenderedPageBreak/>
         <w:t>你根本不需要逐字死记硬背，只要记住这几个</w:t>
       </w:r>
       <w:r>
@@ -15628,6 +13051,7 @@
   <w:style w:type="character" w:default="1" w:styleId="a0">
     <w:name w:val="Default Paragraph Font"/>
     <w:uiPriority w:val="1"/>
+    <w:semiHidden/>
     <w:unhideWhenUsed/>
   </w:style>
   <w:style w:type="table" w:default="1" w:styleId="a1">
